--- a/doc/詩/宋朝/葉紹翁/葉紹翁-遊園不值.docx
+++ b/doc/詩/宋朝/葉紹翁/葉紹翁-遊園不值.docx
@@ -1,6 +1,6 @@
 
 <file path=word/document.xml><?xml version="1.0" encoding="utf-8"?>
-<w:document xmlns:wpc="http://schemas.microsoft.com/office/word/2010/wordprocessingCanvas" xmlns:cx="http://schemas.microsoft.com/office/drawing/2014/chartex" xmlns:cx1="http://schemas.microsoft.com/office/drawing/2015/9/8/chartex" xmlns:cx2="http://schemas.microsoft.com/office/drawing/2015/10/21/chartex" xmlns:cx3="http://schemas.microsoft.com/office/drawing/2016/5/9/chartex" xmlns:cx4="http://schemas.microsoft.com/office/drawing/2016/5/10/chartex" xmlns:cx5="http://schemas.microsoft.com/office/drawing/2016/5/11/chartex" xmlns:cx6="http://schemas.microsoft.com/office/drawing/2016/5/12/chartex" xmlns:cx7="http://schemas.microsoft.com/office/drawing/2016/5/13/chartex" xmlns:cx8="http://schemas.microsoft.com/office/drawing/2016/5/14/chartex" xmlns:mc="http://schemas.openxmlformats.org/markup-compatibility/2006" xmlns:aink="http://schemas.microsoft.com/office/drawing/2016/ink" xmlns:am3d="http://schemas.microsoft.com/office/drawing/2017/model3d" xmlns:o="urn:schemas-microsoft-com:office:office" xmlns:oel="http://schemas.microsoft.com/office/2019/extlst" xmlns:r="http://schemas.openxmlformats.org/officeDocument/2006/relationships" xmlns:m="http://schemas.openxmlformats.org/officeDocument/2006/math" xmlns:v="urn:schemas-microsoft-com:vml" xmlns:wp14="http://schemas.microsoft.com/office/word/2010/wordprocessingDrawing" xmlns:wp="http://schemas.openxmlformats.org/drawingml/2006/wordprocessingDrawing" xmlns:w10="urn:schemas-microsoft-com:office:word" xmlns:w="http://schemas.openxmlformats.org/wordprocessingml/2006/main" xmlns:w14="http://schemas.microsoft.com/office/word/2010/wordml" xmlns:w15="http://schemas.microsoft.com/office/word/2012/wordml" xmlns:w16cex="http://schemas.microsoft.com/office/word/2018/wordml/cex" xmlns:w16cid="http://schemas.microsoft.com/office/word/2016/wordml/cid" xmlns:w16="http://schemas.microsoft.com/office/word/2018/wordml" xmlns:w16du="http://schemas.microsoft.com/office/word/2023/wordml/word16du" xmlns:w16sdtdh="http://schemas.microsoft.com/office/word/2020/wordml/sdtdatahash" xmlns:w16se="http://schemas.microsoft.com/office/word/2015/wordml/symex" xmlns:wpg="http://schemas.microsoft.com/office/word/2010/wordprocessingGroup" xmlns:wpi="http://schemas.microsoft.com/office/word/2010/wordprocessingInk" xmlns:wne="http://schemas.microsoft.com/office/word/2006/wordml" xmlns:wps="http://schemas.microsoft.com/office/word/2010/wordprocessingShape" mc:Ignorable="w14 w15 w16se w16cid w16 w16cex w16sdtdh wp14">
+<w:document xmlns:wpc="http://schemas.microsoft.com/office/word/2010/wordprocessingCanvas" xmlns:cx="http://schemas.microsoft.com/office/drawing/2014/chartex" xmlns:cx1="http://schemas.microsoft.com/office/drawing/2015/9/8/chartex" xmlns:cx2="http://schemas.microsoft.com/office/drawing/2015/10/21/chartex" xmlns:cx3="http://schemas.microsoft.com/office/drawing/2016/5/9/chartex" xmlns:cx4="http://schemas.microsoft.com/office/drawing/2016/5/10/chartex" xmlns:cx5="http://schemas.microsoft.com/office/drawing/2016/5/11/chartex" xmlns:cx6="http://schemas.microsoft.com/office/drawing/2016/5/12/chartex" xmlns:cx7="http://schemas.microsoft.com/office/drawing/2016/5/13/chartex" xmlns:cx8="http://schemas.microsoft.com/office/drawing/2016/5/14/chartex" xmlns:mc="http://schemas.openxmlformats.org/markup-compatibility/2006" xmlns:aink="http://schemas.microsoft.com/office/drawing/2016/ink" xmlns:am3d="http://schemas.microsoft.com/office/drawing/2017/model3d" xmlns:o="urn:schemas-microsoft-com:office:office" xmlns:r="http://schemas.openxmlformats.org/officeDocument/2006/relationships" xmlns:m="http://schemas.openxmlformats.org/officeDocument/2006/math" xmlns:v="urn:schemas-microsoft-com:vml" xmlns:wp14="http://schemas.microsoft.com/office/word/2010/wordprocessingDrawing" xmlns:wp="http://schemas.openxmlformats.org/drawingml/2006/wordprocessingDrawing" xmlns:w10="urn:schemas-microsoft-com:office:word" xmlns:w="http://schemas.openxmlformats.org/wordprocessingml/2006/main" xmlns:w14="http://schemas.microsoft.com/office/word/2010/wordml" xmlns:w15="http://schemas.microsoft.com/office/word/2012/wordml" xmlns:w16cex="http://schemas.microsoft.com/office/word/2018/wordml/cex" xmlns:w16cid="http://schemas.microsoft.com/office/word/2016/wordml/cid" xmlns:w16="http://schemas.microsoft.com/office/word/2018/wordml" xmlns:w16sdtdh="http://schemas.microsoft.com/office/word/2020/wordml/sdtdatahash" xmlns:w16se="http://schemas.microsoft.com/office/word/2015/wordml/symex" xmlns:wpg="http://schemas.microsoft.com/office/word/2010/wordprocessingGroup" xmlns:wpi="http://schemas.microsoft.com/office/word/2010/wordprocessingInk" xmlns:wne="http://schemas.microsoft.com/office/word/2006/wordml" xmlns:wps="http://schemas.microsoft.com/office/word/2010/wordprocessingShape" mc:Ignorable="w14 w15 w16se w16cid w16 w16cex w16sdtdh wp14">
   <w:body>
     <w:p>
       <w:pPr>
@@ -50,7 +50,7 @@
           <w:sz w:val="44"/>
           <w:szCs w:val="44"/>
         </w:rPr>
-        <w:t xml:space="preserve">               </w:t>
+        <w:t xml:space="preserve">          </w:t>
       </w:r>
       <w:r>
         <w:rPr>
@@ -153,14 +153,7 @@
           <w:rFonts w:hint="eastAsia"/>
           <w:szCs w:val="28"/>
         </w:rPr>
-        <w:t>扣(叩)</w:t>
-      </w:r>
-      <w:r>
-        <w:rPr>
-          <w:rFonts w:hint="eastAsia"/>
-          <w:szCs w:val="28"/>
-        </w:rPr>
-        <w:t>了好久的門，也沒有人來應門，大概是主人怕我的木屐踩壞他院子</w:t>
+        <w:t>大概是園主人愛惜園裡的青苔，怕我的</w:t>
       </w:r>
       <w:proofErr w:type="gramStart"/>
       <w:r>
@@ -168,7 +161,7 @@
           <w:rFonts w:hint="eastAsia"/>
           <w:szCs w:val="28"/>
         </w:rPr>
-        <w:t>裏</w:t>
+        <w:t>木屐齒踩壞</w:t>
       </w:r>
       <w:proofErr w:type="gramEnd"/>
       <w:r>
@@ -176,103 +169,42 @@
           <w:rFonts w:hint="eastAsia"/>
           <w:szCs w:val="28"/>
         </w:rPr>
-        <w:t>的青</w:t>
-      </w:r>
-      <w:r>
-        <w:rPr>
-          <w:szCs w:val="28"/>
-        </w:rPr>
-        <w:br/>
-      </w:r>
-      <w:r>
-        <w:rPr>
-          <w:rFonts w:hint="eastAsia"/>
-          <w:szCs w:val="28"/>
-        </w:rPr>
-        <w:t>苔</w:t>
-      </w:r>
-      <w:r>
-        <w:rPr>
-          <w:rFonts w:hint="eastAsia"/>
-          <w:szCs w:val="28"/>
-        </w:rPr>
-        <w:t>(</w:t>
-      </w:r>
-      <w:proofErr w:type="gramStart"/>
-      <w:r>
-        <w:rPr>
-          <w:rFonts w:hint="eastAsia"/>
-          <w:color w:val="FF0000"/>
-          <w:sz w:val="16"/>
-          <w:szCs w:val="16"/>
-        </w:rPr>
-        <w:t>ㄊㄞˊ</w:t>
-      </w:r>
-      <w:proofErr w:type="gramEnd"/>
-      <w:r>
-        <w:rPr>
-          <w:rFonts w:hint="eastAsia"/>
-          <w:szCs w:val="28"/>
-        </w:rPr>
-        <w:t>)</w:t>
-      </w:r>
-      <w:r>
-        <w:rPr>
-          <w:rFonts w:hint="eastAsia"/>
-          <w:szCs w:val="28"/>
-        </w:rPr>
-        <w:t>吧。一枝</w:t>
-      </w:r>
-      <w:proofErr w:type="gramStart"/>
-      <w:r>
-        <w:rPr>
-          <w:rFonts w:hint="eastAsia"/>
-          <w:szCs w:val="28"/>
-        </w:rPr>
-        <w:t>紅杏從院牆</w:t>
-      </w:r>
-      <w:proofErr w:type="gramEnd"/>
-      <w:r>
-        <w:rPr>
-          <w:rFonts w:hint="eastAsia"/>
-          <w:szCs w:val="28"/>
-        </w:rPr>
-        <w:t>上伸出來，想必</w:t>
-      </w:r>
-      <w:proofErr w:type="gramStart"/>
-      <w:r>
-        <w:rPr>
-          <w:rFonts w:hint="eastAsia"/>
-          <w:szCs w:val="28"/>
-        </w:rPr>
-        <w:t>是滿園的</w:t>
-      </w:r>
-      <w:proofErr w:type="gramEnd"/>
-      <w:r>
-        <w:rPr>
-          <w:rFonts w:hint="eastAsia"/>
-          <w:szCs w:val="28"/>
-        </w:rPr>
-        <w:t>春色</w:t>
-      </w:r>
-      <w:r>
-        <w:rPr>
-          <w:rFonts w:hint="eastAsia"/>
-          <w:szCs w:val="28"/>
-        </w:rPr>
-        <w:t>關</w:t>
-      </w:r>
-      <w:r>
-        <w:rPr>
-          <w:rFonts w:hint="eastAsia"/>
-          <w:szCs w:val="28"/>
-        </w:rPr>
-        <w:t>也關不住吧。</w:t>
+        <w:t>了它們吧，我輕輕地敲著柴門，過了很久也沒有人來開門。</w:t>
       </w:r>
     </w:p>
     <w:p>
       <w:pPr>
-        <w:spacing w:beforeLines="50" w:before="120" w:after="0" w:line="300" w:lineRule="auto"/>
+        <w:spacing w:after="0" w:line="300" w:lineRule="auto"/>
+        <w:ind w:left="0" w:right="0" w:firstLine="0"/>
+        <w:rPr>
+          <w:szCs w:val="28"/>
+        </w:rPr>
+      </w:pPr>
+      <w:r>
+        <w:rPr>
+          <w:rFonts w:hint="eastAsia"/>
+          <w:szCs w:val="28"/>
+        </w:rPr>
+        <w:t>不過，這滿園的</w:t>
+      </w:r>
+      <w:r>
+        <w:rPr>
+          <w:rFonts w:hint="eastAsia"/>
+          <w:szCs w:val="28"/>
+        </w:rPr>
+        <w:t>盎然</w:t>
+      </w:r>
+      <w:r>
+        <w:rPr>
+          <w:rFonts w:hint="eastAsia"/>
+          <w:szCs w:val="28"/>
+        </w:rPr>
+        <w:t>春色到底是關不住的，看啊，那一枝正開得鮮豔的紅杏，早就已經探出牆頭來了。</w:t>
+      </w:r>
+    </w:p>
+    <w:p>
+      <w:pPr>
+        <w:spacing w:beforeLines="50" w:before="120" w:after="0" w:line="440" w:lineRule="exact"/>
         <w:ind w:left="0" w:right="0" w:firstLine="0"/>
         <w:rPr>
           <w:sz w:val="32"/>
@@ -296,8 +228,8 @@
           <w:ilvl w:val="0"/>
           <w:numId w:val="35"/>
         </w:numPr>
-        <w:spacing w:after="0" w:line="400" w:lineRule="exact"/>
-        <w:ind w:leftChars="0" w:right="0"/>
+        <w:spacing w:after="0" w:line="440" w:lineRule="exact"/>
+        <w:ind w:leftChars="0" w:left="284" w:right="0" w:hanging="301"/>
         <w:rPr>
           <w:color w:val="0F0F0F"/>
           <w:sz w:val="30"/>
@@ -339,8 +271,8 @@
           <w:ilvl w:val="0"/>
           <w:numId w:val="35"/>
         </w:numPr>
-        <w:spacing w:after="0" w:line="400" w:lineRule="exact"/>
-        <w:ind w:leftChars="0" w:right="0"/>
+        <w:spacing w:after="0" w:line="440" w:lineRule="exact"/>
+        <w:ind w:leftChars="0" w:left="284" w:right="0" w:hanging="301"/>
         <w:rPr>
           <w:color w:val="0F0F0F"/>
           <w:sz w:val="30"/>
@@ -431,8 +363,8 @@
           <w:ilvl w:val="0"/>
           <w:numId w:val="35"/>
         </w:numPr>
-        <w:spacing w:after="0" w:line="400" w:lineRule="exact"/>
-        <w:ind w:leftChars="0" w:right="0"/>
+        <w:spacing w:after="0" w:line="440" w:lineRule="exact"/>
+        <w:ind w:leftChars="0" w:left="284" w:right="0" w:hanging="301"/>
         <w:rPr>
           <w:color w:val="0F0F0F"/>
           <w:sz w:val="30"/>
@@ -563,8 +495,8 @@
           <w:ilvl w:val="0"/>
           <w:numId w:val="35"/>
         </w:numPr>
-        <w:spacing w:after="0" w:line="400" w:lineRule="exact"/>
-        <w:ind w:leftChars="0" w:right="0"/>
+        <w:spacing w:after="0" w:line="440" w:lineRule="exact"/>
+        <w:ind w:leftChars="0" w:left="284" w:right="0" w:hanging="301"/>
         <w:rPr>
           <w:color w:val="0F0F0F"/>
           <w:sz w:val="30"/>
@@ -595,8 +527,8 @@
           <w:ilvl w:val="0"/>
           <w:numId w:val="35"/>
         </w:numPr>
-        <w:spacing w:after="0" w:line="400" w:lineRule="exact"/>
-        <w:ind w:leftChars="0" w:right="0"/>
+        <w:spacing w:after="0" w:line="440" w:lineRule="exact"/>
+        <w:ind w:leftChars="0" w:left="284" w:right="0" w:hanging="301"/>
         <w:rPr>
           <w:color w:val="0F0F0F"/>
           <w:sz w:val="30"/>
@@ -657,11 +589,11 @@
       <w:pPr>
         <w:pStyle w:val="a9"/>
         <w:numPr>
-          <w:ilvl w:val="1"/>
-          <w:numId w:val="36"/>
+          <w:ilvl w:val="0"/>
+          <w:numId w:val="40"/>
         </w:numPr>
-        <w:spacing w:after="0" w:line="400" w:lineRule="exact"/>
-        <w:ind w:leftChars="0" w:right="0"/>
+        <w:spacing w:after="0" w:line="440" w:lineRule="exact"/>
+        <w:ind w:leftChars="0" w:left="567" w:right="0" w:hanging="283"/>
         <w:rPr>
           <w:color w:val="0F0F0F"/>
           <w:sz w:val="30"/>
@@ -682,11 +614,11 @@
       <w:pPr>
         <w:pStyle w:val="a9"/>
         <w:numPr>
-          <w:ilvl w:val="1"/>
-          <w:numId w:val="36"/>
+          <w:ilvl w:val="0"/>
+          <w:numId w:val="40"/>
         </w:numPr>
-        <w:spacing w:after="0" w:line="400" w:lineRule="exact"/>
-        <w:ind w:leftChars="0" w:right="0"/>
+        <w:spacing w:after="0" w:line="440" w:lineRule="exact"/>
+        <w:ind w:leftChars="0" w:left="567" w:right="0" w:hanging="283"/>
         <w:rPr>
           <w:color w:val="0F0F0F"/>
           <w:sz w:val="30"/>
@@ -707,11 +639,11 @@
       <w:pPr>
         <w:pStyle w:val="a9"/>
         <w:numPr>
-          <w:ilvl w:val="1"/>
-          <w:numId w:val="36"/>
+          <w:ilvl w:val="0"/>
+          <w:numId w:val="40"/>
         </w:numPr>
-        <w:spacing w:after="0" w:line="400" w:lineRule="exact"/>
-        <w:ind w:leftChars="0" w:right="0"/>
+        <w:spacing w:after="0" w:line="440" w:lineRule="exact"/>
+        <w:ind w:leftChars="0" w:left="567" w:right="0" w:hanging="283"/>
         <w:rPr>
           <w:color w:val="0F0F0F"/>
           <w:sz w:val="30"/>
@@ -735,8 +667,8 @@
           <w:ilvl w:val="0"/>
           <w:numId w:val="35"/>
         </w:numPr>
-        <w:spacing w:after="0" w:line="400" w:lineRule="exact"/>
-        <w:ind w:leftChars="0" w:right="0"/>
+        <w:spacing w:after="0" w:line="440" w:lineRule="exact"/>
+        <w:ind w:leftChars="0" w:left="284" w:right="0" w:hanging="301"/>
         <w:rPr>
           <w:color w:val="0F0F0F"/>
           <w:sz w:val="30"/>
@@ -750,12 +682,84 @@
           <w:sz w:val="30"/>
           <w:szCs w:val="30"/>
         </w:rPr>
-        <w:t>由“一枝紅杏”聯想到“滿園的春色”，展現了春天的生機勃勃。</w:t>
+        <w:t>由</w:t>
+      </w:r>
+      <w:r>
+        <w:rPr>
+          <w:rFonts w:hint="eastAsia"/>
+          <w:color w:val="0F0F0F"/>
+          <w:sz w:val="30"/>
+          <w:szCs w:val="30"/>
+        </w:rPr>
+        <w:t>「</w:t>
+      </w:r>
+      <w:r>
+        <w:rPr>
+          <w:rFonts w:hint="eastAsia"/>
+          <w:color w:val="0F0F0F"/>
+          <w:sz w:val="30"/>
+          <w:szCs w:val="30"/>
+        </w:rPr>
+        <w:t>一枝紅杏</w:t>
+      </w:r>
+      <w:r>
+        <w:rPr>
+          <w:rFonts w:hint="eastAsia"/>
+          <w:color w:val="0F0F0F"/>
+          <w:sz w:val="30"/>
+          <w:szCs w:val="30"/>
+        </w:rPr>
+        <w:t>」</w:t>
+      </w:r>
+      <w:r>
+        <w:rPr>
+          <w:rFonts w:hint="eastAsia"/>
+          <w:color w:val="0F0F0F"/>
+          <w:sz w:val="30"/>
+          <w:szCs w:val="30"/>
+        </w:rPr>
+        <w:t>聯想到</w:t>
+      </w:r>
+      <w:r>
+        <w:rPr>
+          <w:rFonts w:hint="eastAsia"/>
+          <w:color w:val="0F0F0F"/>
+          <w:sz w:val="30"/>
+          <w:szCs w:val="30"/>
+        </w:rPr>
+        <w:t>「</w:t>
+      </w:r>
+      <w:r>
+        <w:rPr>
+          <w:rFonts w:hint="eastAsia"/>
+          <w:color w:val="0F0F0F"/>
+          <w:sz w:val="30"/>
+          <w:szCs w:val="30"/>
+        </w:rPr>
+        <w:t>滿園的春色</w:t>
+      </w:r>
+      <w:r>
+        <w:rPr>
+          <w:rFonts w:hint="eastAsia"/>
+          <w:color w:val="0F0F0F"/>
+          <w:sz w:val="30"/>
+          <w:szCs w:val="30"/>
+        </w:rPr>
+        <w:t>」</w:t>
+      </w:r>
+      <w:r>
+        <w:rPr>
+          <w:rFonts w:hint="eastAsia"/>
+          <w:color w:val="0F0F0F"/>
+          <w:sz w:val="30"/>
+          <w:szCs w:val="30"/>
+        </w:rPr>
+        <w:t>，展現了春天的生機勃勃。</w:t>
       </w:r>
     </w:p>
     <w:p>
       <w:pPr>
-        <w:spacing w:beforeLines="50" w:before="120" w:after="0" w:line="400" w:lineRule="exact"/>
+        <w:spacing w:beforeLines="50" w:before="120" w:after="0" w:line="440" w:lineRule="exact"/>
         <w:ind w:left="-6" w:right="0" w:hanging="11"/>
         <w:rPr>
           <w:szCs w:val="28"/>
@@ -770,18 +774,12 @@
         </w:rPr>
         <w:t>賞析</w:t>
       </w:r>
-      <w:r>
-        <w:rPr>
-          <w:rFonts w:hint="eastAsia"/>
-          <w:szCs w:val="28"/>
-        </w:rPr>
-        <w:t xml:space="preserve"> </w:t>
-      </w:r>
     </w:p>
     <w:p>
       <w:pPr>
-        <w:spacing w:after="0" w:line="400" w:lineRule="exact"/>
+        <w:spacing w:after="0" w:line="440" w:lineRule="exact"/>
         <w:ind w:left="-6" w:right="0" w:hanging="11"/>
+        <w:jc w:val="both"/>
         <w:rPr>
           <w:bCs/>
           <w:szCs w:val="28"/>
@@ -800,171 +798,58 @@
           <w:rFonts w:hint="eastAsia"/>
           <w:bCs/>
           <w:szCs w:val="28"/>
-        </w:rPr>
-        <w:t>此詩所寫的大致是</w:t>
+          <w:u w:val="single"/>
+        </w:rPr>
+        <w:t>葉紹翁</w:t>
       </w:r>
       <w:r>
         <w:rPr>
           <w:rFonts w:hint="eastAsia"/>
           <w:bCs/>
           <w:szCs w:val="28"/>
-          <w:u w:val="single"/>
-        </w:rPr>
-        <w:t>江南</w:t>
-      </w:r>
+        </w:rPr>
+        <w:t>的《遊園不值》是一首將「失落」轉化為「驚喜」的經典七言絕句。題目中的「不值」意為沒有遇見主人，</w:t>
+      </w:r>
+      <w:proofErr w:type="gramStart"/>
       <w:r>
         <w:rPr>
           <w:rFonts w:hint="eastAsia"/>
           <w:bCs/>
           <w:szCs w:val="28"/>
         </w:rPr>
-        <w:t>二月，正值雲淡風輕、陽光明媚的時節。詩人乘興來到一座小小花園的門前，想看看園</w:t>
-      </w:r>
-      <w:proofErr w:type="gramStart"/>
+        <w:t>全詩正是</w:t>
+      </w:r>
+      <w:proofErr w:type="gramEnd"/>
       <w:r>
         <w:rPr>
           <w:rFonts w:hint="eastAsia"/>
           <w:bCs/>
           <w:szCs w:val="28"/>
         </w:rPr>
-        <w:t>裏</w:t>
-      </w:r>
-      <w:proofErr w:type="gramEnd"/>
+        <w:t>圍繞著這場小小的遺憾展開，卻在文字的轉折中，拓展開一片春意</w:t>
+      </w:r>
+      <w:r>
+        <w:rPr>
+          <w:rFonts w:hint="eastAsia"/>
+          <w:b/>
+          <w:szCs w:val="28"/>
+        </w:rPr>
+        <w:t>盎然</w:t>
+      </w:r>
       <w:r>
         <w:rPr>
           <w:rFonts w:hint="eastAsia"/>
           <w:bCs/>
           <w:szCs w:val="28"/>
         </w:rPr>
-        <w:t>的花木。他輕輕敲了幾下柴門，沒有反響；又敲了幾下，還是沒人應聲。詩人猜想，大概是怕園</w:t>
-      </w:r>
-      <w:proofErr w:type="gramStart"/>
-      <w:r>
-        <w:rPr>
-          <w:rFonts w:hint="eastAsia"/>
-          <w:bCs/>
-          <w:szCs w:val="28"/>
-        </w:rPr>
-        <w:t>裏</w:t>
-      </w:r>
-      <w:proofErr w:type="gramEnd"/>
-      <w:r>
-        <w:rPr>
-          <w:rFonts w:hint="eastAsia"/>
-          <w:bCs/>
-          <w:szCs w:val="28"/>
-        </w:rPr>
-        <w:t>的滿地青苔被人踐踏，所以閉門謝客的。詩人在花園外面</w:t>
-      </w:r>
-      <w:r>
-        <w:rPr>
-          <w:rFonts w:hint="eastAsia"/>
-          <w:b/>
-          <w:szCs w:val="28"/>
-        </w:rPr>
-        <w:t>尋思</w:t>
-      </w:r>
-      <w:r>
-        <w:rPr>
-          <w:rFonts w:hint="eastAsia"/>
-          <w:bCs/>
-          <w:szCs w:val="28"/>
-        </w:rPr>
-        <w:t>著</w:t>
-      </w:r>
-      <w:r>
-        <w:rPr>
-          <w:rFonts w:hint="eastAsia"/>
-          <w:bCs/>
-          <w:szCs w:val="28"/>
-        </w:rPr>
-        <w:t>，徘徊</w:t>
-      </w:r>
-      <w:r>
-        <w:rPr>
-          <w:rFonts w:hint="eastAsia"/>
-          <w:bCs/>
-          <w:szCs w:val="28"/>
-        </w:rPr>
-        <w:t>著</w:t>
-      </w:r>
-      <w:r>
-        <w:rPr>
-          <w:rFonts w:hint="eastAsia"/>
-          <w:bCs/>
-          <w:szCs w:val="28"/>
-        </w:rPr>
-        <w:t>，很是</w:t>
-      </w:r>
-      <w:r>
-        <w:rPr>
-          <w:rFonts w:hint="eastAsia"/>
-          <w:b/>
-          <w:szCs w:val="28"/>
-        </w:rPr>
-        <w:t>掃興</w:t>
-      </w:r>
-      <w:r>
-        <w:rPr>
-          <w:rFonts w:hint="eastAsia"/>
-          <w:bCs/>
-          <w:szCs w:val="28"/>
-        </w:rPr>
-        <w:t>。他在無可奈何、正準備離去時，擡頭之間，忽見牆上一枝盛開的紅杏花探出頭來。“春色滿園關不住，一枝紅杏出牆來。“詩人從一枝盛開的紅杏花，</w:t>
-      </w:r>
-      <w:r>
-        <w:rPr>
-          <w:rFonts w:hint="eastAsia"/>
-          <w:b/>
-          <w:szCs w:val="28"/>
-        </w:rPr>
-        <w:t>領略</w:t>
-      </w:r>
-      <w:r>
-        <w:rPr>
-          <w:rFonts w:hint="eastAsia"/>
-          <w:bCs/>
-          <w:szCs w:val="28"/>
-        </w:rPr>
-        <w:t>到滿園熱鬧的春色，感受到滿天</w:t>
-      </w:r>
-      <w:r>
-        <w:rPr>
-          <w:rFonts w:hint="eastAsia"/>
-          <w:b/>
-          <w:szCs w:val="28"/>
-        </w:rPr>
-        <w:t>絢麗</w:t>
-      </w:r>
-      <w:r>
-        <w:rPr>
-          <w:rFonts w:hint="eastAsia"/>
-          <w:bCs/>
-          <w:szCs w:val="28"/>
-        </w:rPr>
-        <w:t>的春光，總算是</w:t>
-      </w:r>
-      <w:r>
-        <w:rPr>
-          <w:rFonts w:hint="eastAsia"/>
-          <w:b/>
-          <w:szCs w:val="28"/>
-        </w:rPr>
-        <w:t>不虛此行</w:t>
-      </w:r>
-      <w:r>
-        <w:rPr>
-          <w:rFonts w:hint="eastAsia"/>
-          <w:bCs/>
-          <w:szCs w:val="28"/>
-        </w:rPr>
-        <w:t>了。</w:t>
+        <w:t>的藝術空間。</w:t>
       </w:r>
     </w:p>
     <w:p>
       <w:pPr>
-        <w:spacing w:after="0" w:line="400" w:lineRule="exact"/>
+        <w:spacing w:after="0" w:line="440" w:lineRule="exact"/>
         <w:ind w:left="-6" w:right="0" w:hanging="11"/>
+        <w:jc w:val="both"/>
         <w:rPr>
           <w:bCs/>
           <w:szCs w:val="28"/>
@@ -976,7 +861,7 @@
           <w:bCs/>
           <w:szCs w:val="28"/>
         </w:rPr>
-        <w:t xml:space="preserve">    </w:t>
+        <w:t xml:space="preserve">　　</w:t>
       </w:r>
       <w:r>
         <w:rPr>
@@ -984,7 +869,25 @@
           <w:bCs/>
           <w:szCs w:val="28"/>
         </w:rPr>
-        <w:t>從詩意看，門前長有青苔，足見這座花園的</w:t>
+        <w:t>詩的前兩句「應</w:t>
+      </w:r>
+      <w:proofErr w:type="gramStart"/>
+      <w:r>
+        <w:rPr>
+          <w:rFonts w:hint="eastAsia"/>
+          <w:bCs/>
+          <w:szCs w:val="28"/>
+        </w:rPr>
+        <w:t>憐屐齒印蒼</w:t>
+      </w:r>
+      <w:proofErr w:type="gramEnd"/>
+      <w:r>
+        <w:rPr>
+          <w:rFonts w:hint="eastAsia"/>
+          <w:bCs/>
+          <w:szCs w:val="28"/>
+        </w:rPr>
+        <w:t>苔，小扣柴扉久不開」，展現了詩人極其細膩的心理活動。詩人滿懷期待而來，迎接他的卻是一扇緊閉的柴門。他沒有流露</w:t>
       </w:r>
       <w:r>
         <w:rPr>
@@ -992,7 +895,7 @@
           <w:b/>
           <w:szCs w:val="28"/>
         </w:rPr>
-        <w:t>幽</w:t>
+        <w:t>怨</w:t>
       </w:r>
       <w:proofErr w:type="gramStart"/>
       <w:r>
@@ -1001,7 +904,7 @@
           <w:b/>
           <w:szCs w:val="28"/>
         </w:rPr>
-        <w:t>僻</w:t>
+        <w:t>懟</w:t>
       </w:r>
       <w:proofErr w:type="gramEnd"/>
       <w:r>
@@ -1010,7 +913,7 @@
           <w:bCs/>
           <w:szCs w:val="28"/>
         </w:rPr>
-        <w:t>，而主人又不在家，敲門很久，無人答應，更是冷清，可是紅杏出牆，仍然把滿園春色透露了出來。從冷寂中寫出</w:t>
+        <w:t>，反而用一個「應</w:t>
       </w:r>
       <w:proofErr w:type="gramStart"/>
       <w:r>
@@ -1019,7 +922,7 @@
           <w:bCs/>
           <w:szCs w:val="28"/>
         </w:rPr>
-        <w:t>繁華，</w:t>
+        <w:t>憐</w:t>
       </w:r>
       <w:proofErr w:type="gramEnd"/>
       <w:r>
@@ -1028,13 +931,66 @@
           <w:bCs/>
           <w:szCs w:val="28"/>
         </w:rPr>
-        <w:t>這就使人感到一種意外的喜悅。</w:t>
+        <w:t>」展開溫柔的想像：或許是園主人太過愛惜這滿地的青苔，擔心我木屐底下的</w:t>
+      </w:r>
+      <w:proofErr w:type="gramStart"/>
+      <w:r>
+        <w:rPr>
+          <w:rFonts w:hint="eastAsia"/>
+          <w:bCs/>
+          <w:szCs w:val="28"/>
+        </w:rPr>
+        <w:t>齒痕踩</w:t>
+      </w:r>
+      <w:proofErr w:type="gramEnd"/>
+      <w:r>
+        <w:rPr>
+          <w:rFonts w:hint="eastAsia"/>
+          <w:bCs/>
+          <w:szCs w:val="28"/>
+        </w:rPr>
+        <w:t>壞了這</w:t>
+      </w:r>
+      <w:proofErr w:type="gramStart"/>
+      <w:r>
+        <w:rPr>
+          <w:rFonts w:hint="eastAsia"/>
+          <w:bCs/>
+          <w:szCs w:val="28"/>
+        </w:rPr>
+        <w:t>片綠意吧</w:t>
+      </w:r>
+      <w:proofErr w:type="gramEnd"/>
+      <w:r>
+        <w:rPr>
+          <w:rFonts w:hint="eastAsia"/>
+          <w:bCs/>
+          <w:szCs w:val="28"/>
+        </w:rPr>
+        <w:t>！一個「小扣」寫出詩人的輕柔與禮貌，而「久不開」則將那種在門外漫長等待、希望逐漸落空的寂寞感，</w:t>
+      </w:r>
+      <w:r>
+        <w:rPr>
+          <w:rFonts w:hint="eastAsia"/>
+          <w:b/>
+          <w:szCs w:val="28"/>
+        </w:rPr>
+        <w:t>渲染</w:t>
+      </w:r>
+      <w:r>
+        <w:rPr>
+          <w:rFonts w:hint="eastAsia"/>
+          <w:bCs/>
+          <w:szCs w:val="28"/>
+        </w:rPr>
+        <w:t>得極為傳神。</w:t>
       </w:r>
     </w:p>
     <w:p>
       <w:pPr>
-        <w:spacing w:after="0" w:line="400" w:lineRule="exact"/>
+        <w:spacing w:after="0" w:line="440" w:lineRule="exact"/>
         <w:ind w:left="-6" w:right="0" w:hanging="11"/>
+        <w:jc w:val="both"/>
         <w:rPr>
           <w:bCs/>
           <w:szCs w:val="28"/>
@@ -1046,7 +1002,7 @@
           <w:bCs/>
           <w:szCs w:val="28"/>
         </w:rPr>
-        <w:t xml:space="preserve">    </w:t>
+        <w:t xml:space="preserve">　　</w:t>
       </w:r>
       <w:r>
         <w:rPr>
@@ -1054,7 +1010,22 @@
           <w:bCs/>
           <w:szCs w:val="28"/>
         </w:rPr>
-        <w:t>這首詩在寫作上有很多好處。其一是</w:t>
+        <w:t>正當讀者以為詩人將抱憾而歸時，後兩句「春色滿園關不住，一枝紅杏出牆來</w:t>
+      </w:r>
+      <w:r>
+        <w:rPr>
+          <w:bCs/>
+          <w:szCs w:val="28"/>
+        </w:rPr>
+        <w:br/>
+      </w:r>
+      <w:r>
+        <w:rPr>
+          <w:rFonts w:hint="eastAsia"/>
+          <w:bCs/>
+          <w:szCs w:val="28"/>
+        </w:rPr>
+        <w:t>」將意境瞬間拉高。這兩句</w:t>
       </w:r>
       <w:proofErr w:type="gramStart"/>
       <w:r>
@@ -1063,7 +1034,7 @@
           <w:bCs/>
           <w:szCs w:val="28"/>
         </w:rPr>
-        <w:t>寫春景而</w:t>
+        <w:t>是全詩的</w:t>
       </w:r>
       <w:proofErr w:type="gramEnd"/>
       <w:r>
@@ -1072,238 +1043,14 @@
           <w:bCs/>
           <w:szCs w:val="28"/>
         </w:rPr>
-        <w:t>抓住了特點，突出了重點</w:t>
-      </w:r>
-      <w:proofErr w:type="gramStart"/>
-      <w:r>
-        <w:rPr>
-          <w:rFonts w:hint="eastAsia"/>
-          <w:bCs/>
-          <w:szCs w:val="28"/>
-        </w:rPr>
-        <w:t>”</w:t>
-      </w:r>
-      <w:proofErr w:type="gramEnd"/>
-      <w:r>
-        <w:rPr>
-          <w:rFonts w:hint="eastAsia"/>
-          <w:bCs/>
-          <w:szCs w:val="28"/>
-        </w:rPr>
-        <w:t>。</w:t>
-      </w:r>
-      <w:r>
-        <w:rPr>
-          <w:rFonts w:hint="eastAsia"/>
-          <w:bCs/>
-          <w:szCs w:val="28"/>
-          <w:u w:val="single"/>
-        </w:rPr>
-        <w:t>陸游</w:t>
-      </w:r>
-      <w:r>
-        <w:rPr>
-          <w:rFonts w:hint="eastAsia"/>
-          <w:bCs/>
-          <w:szCs w:val="28"/>
-        </w:rPr>
-        <w:t>《</w:t>
-      </w:r>
-      <w:hyperlink r:id="rId8" w:history="1">
-        <w:r>
-          <w:rPr>
-            <w:rStyle w:val="a7"/>
-            <w:rFonts w:hint="eastAsia"/>
-            <w:bCs/>
-            <w:szCs w:val="28"/>
-          </w:rPr>
-          <w:t>馬上作</w:t>
-        </w:r>
-      </w:hyperlink>
-      <w:r>
-        <w:rPr>
-          <w:rFonts w:hint="eastAsia"/>
-          <w:bCs/>
-          <w:szCs w:val="28"/>
-        </w:rPr>
-        <w:t>》：“</w:t>
-      </w:r>
-      <w:r>
-        <w:rPr>
-          <w:rFonts w:hint="eastAsia"/>
-          <w:b/>
-          <w:szCs w:val="28"/>
-        </w:rPr>
-        <w:t>平明</w:t>
-      </w:r>
-      <w:r>
-        <w:rPr>
-          <w:rFonts w:hint="eastAsia"/>
-          <w:bCs/>
-          <w:szCs w:val="28"/>
-        </w:rPr>
-        <w:t>小陌雨初收，淡日穿雲翠</w:t>
-      </w:r>
-      <w:proofErr w:type="gramStart"/>
-      <w:r>
-        <w:rPr>
-          <w:rFonts w:hint="eastAsia"/>
-          <w:b/>
-          <w:szCs w:val="28"/>
-        </w:rPr>
-        <w:t>靄</w:t>
-      </w:r>
-      <w:proofErr w:type="gramEnd"/>
-      <w:r>
-        <w:rPr>
-          <w:rFonts w:hint="eastAsia"/>
-          <w:bCs/>
-          <w:szCs w:val="28"/>
-        </w:rPr>
-        <w:t>浮。</w:t>
-      </w:r>
-      <w:r>
-        <w:rPr>
-          <w:rFonts w:hint="eastAsia"/>
-          <w:b/>
-          <w:szCs w:val="28"/>
-        </w:rPr>
-        <w:t>楊柳不遮春色斷</w:t>
-      </w:r>
-      <w:r>
-        <w:rPr>
-          <w:rFonts w:hint="eastAsia"/>
-          <w:bCs/>
-          <w:szCs w:val="28"/>
-        </w:rPr>
-        <w:t>，一枝紅杏出牆頭。”用“楊柳”的金黃、嫩綠來</w:t>
-      </w:r>
-      <w:r>
-        <w:rPr>
-          <w:rFonts w:hint="eastAsia"/>
-          <w:b/>
-          <w:szCs w:val="28"/>
-        </w:rPr>
-        <w:t>襯托</w:t>
-      </w:r>
-      <w:r>
-        <w:rPr>
-          <w:rFonts w:hint="eastAsia"/>
-          <w:bCs/>
-          <w:szCs w:val="28"/>
-        </w:rPr>
-        <w:t>“紅杏”的豔麗，可謂善於突出重點。</w:t>
-      </w:r>
-      <w:r>
-        <w:rPr>
-          <w:rFonts w:hint="eastAsia"/>
-          <w:bCs/>
-          <w:szCs w:val="28"/>
-          <w:u w:val="single"/>
-        </w:rPr>
-        <w:t>葉紹</w:t>
-      </w:r>
-      <w:proofErr w:type="gramStart"/>
-      <w:r>
-        <w:rPr>
-          <w:rFonts w:hint="eastAsia"/>
-          <w:bCs/>
-          <w:szCs w:val="28"/>
-          <w:u w:val="single"/>
-        </w:rPr>
-        <w:t>翁</w:t>
-      </w:r>
-      <w:r>
-        <w:rPr>
-          <w:rFonts w:hint="eastAsia"/>
-          <w:bCs/>
-          <w:szCs w:val="28"/>
-        </w:rPr>
-        <w:t>這首詩應</w:t>
-      </w:r>
-      <w:proofErr w:type="gramEnd"/>
-      <w:r>
-        <w:rPr>
-          <w:rFonts w:hint="eastAsia"/>
-          <w:bCs/>
-          <w:szCs w:val="28"/>
-        </w:rPr>
-        <w:t>是從</w:t>
-      </w:r>
-      <w:r>
-        <w:rPr>
-          <w:rFonts w:hint="eastAsia"/>
-          <w:bCs/>
-          <w:szCs w:val="28"/>
-          <w:u w:val="single"/>
-        </w:rPr>
-        <w:t>陸游</w:t>
-      </w:r>
-      <w:r>
-        <w:rPr>
-          <w:rFonts w:hint="eastAsia"/>
-          <w:bCs/>
-          <w:szCs w:val="28"/>
-        </w:rPr>
-        <w:t>詩中</w:t>
-      </w:r>
-      <w:r>
-        <w:rPr>
-          <w:rFonts w:hint="eastAsia"/>
-          <w:b/>
-          <w:szCs w:val="28"/>
-        </w:rPr>
-        <w:t>脫胎</w:t>
-      </w:r>
-      <w:r>
-        <w:rPr>
-          <w:rFonts w:hint="eastAsia"/>
-          <w:bCs/>
-          <w:szCs w:val="28"/>
-        </w:rPr>
-        <w:t>而來，用</w:t>
-      </w:r>
-      <w:proofErr w:type="gramStart"/>
-      <w:r>
-        <w:rPr>
-          <w:rFonts w:hint="eastAsia"/>
-          <w:bCs/>
-          <w:szCs w:val="28"/>
-        </w:rPr>
-        <w:t>一“出”字把紅</w:t>
-      </w:r>
-      <w:proofErr w:type="gramEnd"/>
-      <w:r>
-        <w:rPr>
-          <w:rFonts w:hint="eastAsia"/>
-          <w:bCs/>
-          <w:szCs w:val="28"/>
-        </w:rPr>
-        <w:t>杏擬人化，更是抓住</w:t>
-      </w:r>
-      <w:proofErr w:type="gramStart"/>
-      <w:r>
-        <w:rPr>
-          <w:rFonts w:hint="eastAsia"/>
-          <w:bCs/>
-          <w:szCs w:val="28"/>
-        </w:rPr>
-        <w:t>了春景特點</w:t>
-      </w:r>
-      <w:proofErr w:type="gramEnd"/>
-      <w:r>
-        <w:rPr>
-          <w:rFonts w:hint="eastAsia"/>
-          <w:bCs/>
-          <w:szCs w:val="28"/>
-        </w:rPr>
-        <w:t>，突出了重點。</w:t>
+        <w:t>靈魂，也是流傳千古的名句。</w:t>
       </w:r>
     </w:p>
     <w:p>
       <w:pPr>
-        <w:spacing w:after="0" w:line="400" w:lineRule="exact"/>
+        <w:spacing w:after="0" w:line="440" w:lineRule="exact"/>
         <w:ind w:left="-6" w:right="0" w:hanging="11"/>
+        <w:jc w:val="both"/>
         <w:rPr>
           <w:bCs/>
           <w:szCs w:val="28"/>
@@ -1315,7 +1062,7 @@
           <w:bCs/>
           <w:szCs w:val="28"/>
         </w:rPr>
-        <w:t xml:space="preserve">    </w:t>
+        <w:t xml:space="preserve">　　</w:t>
       </w:r>
       <w:r>
         <w:rPr>
@@ -1323,23 +1070,23 @@
           <w:bCs/>
           <w:szCs w:val="28"/>
         </w:rPr>
-        <w:t>其二是“</w:t>
-      </w:r>
-      <w:r>
-        <w:rPr>
-          <w:rFonts w:hint="eastAsia"/>
-          <w:b/>
-          <w:szCs w:val="28"/>
-        </w:rPr>
-        <w:t>以少總多</w:t>
-      </w:r>
-      <w:r>
-        <w:rPr>
-          <w:rFonts w:hint="eastAsia"/>
+        <w:t>這是一個從「局部」窺見「全景」的精妙設計。詩人雖然被一道牆阻隔，無法親眼看見園內的繁花似錦，但那「一枝出牆的紅杏」，就像是春天的信使，以飽滿的生命力突破了空間的限制。這兩句詩巧妙地運用了「動靜對比」與「虛實相生」</w:t>
+      </w:r>
+      <w:r>
+        <w:rPr>
           <w:bCs/>
           <w:szCs w:val="28"/>
         </w:rPr>
-        <w:t>”，含蓄蘊藉。</w:t>
+        <w:br/>
+      </w:r>
+      <w:r>
+        <w:rPr>
+          <w:rFonts w:hint="eastAsia"/>
+          <w:bCs/>
+          <w:szCs w:val="28"/>
+        </w:rPr>
+        <w:lastRenderedPageBreak/>
+        <w:t>，牆內的滿園春色是「虛」（想像），而出牆的</w:t>
       </w:r>
       <w:proofErr w:type="gramStart"/>
       <w:r>
@@ -1348,7 +1095,7 @@
           <w:bCs/>
           <w:szCs w:val="28"/>
         </w:rPr>
-        <w:t>比如“</w:t>
+        <w:t>紅杏是</w:t>
       </w:r>
       <w:proofErr w:type="gramEnd"/>
       <w:r>
@@ -1357,7 +1104,7 @@
           <w:bCs/>
           <w:szCs w:val="28"/>
         </w:rPr>
-        <w:t>一枝紅杏”就是“滿園春色”具體而集中的表現，一枝</w:t>
+        <w:t>「實」（眼前所見），透過</w:t>
       </w:r>
       <w:proofErr w:type="gramStart"/>
       <w:r>
@@ -1366,7 +1113,7 @@
           <w:bCs/>
           <w:szCs w:val="28"/>
         </w:rPr>
-        <w:t>紅杏就代表</w:t>
+        <w:t>這一枝紅杏</w:t>
       </w:r>
       <w:proofErr w:type="gramEnd"/>
       <w:r>
@@ -1375,26 +1122,42 @@
           <w:bCs/>
           <w:szCs w:val="28"/>
         </w:rPr>
-        <w:t>了牆內百花。</w:t>
+        <w:t>，反而點燃了讀者心中對整片春光的無限想像。</w:t>
       </w:r>
     </w:p>
     <w:p>
       <w:pPr>
-        <w:spacing w:after="0" w:line="400" w:lineRule="exact"/>
+        <w:spacing w:after="0" w:line="440" w:lineRule="exact"/>
         <w:ind w:left="-6" w:right="0" w:hanging="11"/>
-        <w:rPr>
+        <w:jc w:val="both"/>
+        <w:rPr>
+          <w:rFonts w:hint="eastAsia"/>
+          <w:szCs w:val="28"/>
+        </w:rPr>
+      </w:pPr>
+      <w:r>
+        <w:rPr>
+          <w:rFonts w:hint="eastAsia"/>
           <w:bCs/>
           <w:szCs w:val="28"/>
         </w:rPr>
-      </w:pPr>
+        <w:t xml:space="preserve">　　</w:t>
+      </w:r>
       <w:r>
         <w:rPr>
           <w:rFonts w:hint="eastAsia"/>
           <w:bCs/>
           <w:szCs w:val="28"/>
         </w:rPr>
-        <w:lastRenderedPageBreak/>
-        <w:t xml:space="preserve">    </w:t>
+        <w:t>這首詩之所以偉大，不僅在於它成功捕捉了春天的生機，更在於它蘊含了深刻的哲理：一切新生的、美好的事物，都具有頑強的生命力，是任何</w:t>
+      </w:r>
+      <w:r>
+        <w:rPr>
+          <w:rFonts w:hint="eastAsia"/>
+          <w:b/>
+          <w:szCs w:val="28"/>
+        </w:rPr>
+        <w:t>禁錮</w:t>
       </w:r>
       <w:r>
         <w:rPr>
@@ -1402,348 +1165,101 @@
           <w:bCs/>
           <w:szCs w:val="28"/>
         </w:rPr>
-        <w:t>其三是景中有情，詩中有人，而且是優美的情、高潔的人。</w:t>
+        <w:t>與障礙都無法阻擋的。</w:t>
+      </w:r>
+      <w:r>
+        <w:rPr>
+          <w:bCs/>
+          <w:szCs w:val="28"/>
+        </w:rPr>
+        <w:t xml:space="preserve"> </w:t>
+      </w:r>
+      <w:r>
+        <w:rPr>
+          <w:bCs/>
+          <w:szCs w:val="28"/>
+          <w:u w:val="single"/>
+        </w:rPr>
+        <w:t>葉紹翁</w:t>
+      </w:r>
+      <w:r>
+        <w:rPr>
+          <w:bCs/>
+          <w:szCs w:val="28"/>
+        </w:rPr>
+        <w:t>將一場尋訪不遇的失落，寫成了對生命</w:t>
       </w:r>
       <w:proofErr w:type="gramStart"/>
       <w:r>
         <w:rPr>
-          <w:rFonts w:hint="eastAsia"/>
           <w:bCs/>
           <w:szCs w:val="28"/>
         </w:rPr>
-        <w:t>門雖設</w:t>
+        <w:t>讚</w:t>
       </w:r>
       <w:proofErr w:type="gramEnd"/>
       <w:r>
         <w:rPr>
-          <w:rFonts w:hint="eastAsia"/>
           <w:bCs/>
           <w:szCs w:val="28"/>
         </w:rPr>
-        <w:t>而常關，“小扣柴扉”又“久不開”，</w:t>
+        <w:t>歌的體悟，結構上</w:t>
       </w:r>
       <w:proofErr w:type="gramStart"/>
       <w:r>
         <w:rPr>
-          <w:rFonts w:hint="eastAsia"/>
+          <w:b/>
+          <w:szCs w:val="28"/>
+        </w:rPr>
+        <w:t>先抑後</w:t>
+      </w:r>
+      <w:proofErr w:type="gramEnd"/>
+      <w:r>
+        <w:rPr>
+          <w:b/>
+          <w:szCs w:val="28"/>
+        </w:rPr>
+        <w:t>揚</w:t>
+      </w:r>
+      <w:r>
+        <w:rPr>
           <w:bCs/>
           <w:szCs w:val="28"/>
         </w:rPr>
-        <w:t>其人懶於</w:t>
-      </w:r>
-      <w:proofErr w:type="gramEnd"/>
-      <w:r>
-        <w:rPr>
-          <w:rFonts w:hint="eastAsia"/>
+        <w:t>，轉折自然且</w:t>
+      </w:r>
+      <w:r>
+        <w:rPr>
           <w:b/>
           <w:szCs w:val="28"/>
         </w:rPr>
-        <w:t>社交</w:t>
-      </w:r>
-      <w:r>
-        <w:rPr>
-          <w:rFonts w:hint="eastAsia"/>
+        <w:t>餘韻悠長</w:t>
+      </w:r>
+      <w:r>
+        <w:rPr>
           <w:bCs/>
           <w:szCs w:val="28"/>
         </w:rPr>
-        <w:t>，</w:t>
-      </w:r>
-      <w:proofErr w:type="gramStart"/>
-      <w:r>
-        <w:rPr>
-          <w:rFonts w:hint="eastAsia"/>
+        <w:t>，是古典詩歌中</w:t>
+      </w:r>
+      <w:r>
+        <w:rPr>
+          <w:b/>
+          <w:szCs w:val="28"/>
+        </w:rPr>
+        <w:t>以小見大</w:t>
+      </w:r>
+      <w:r>
+        <w:rPr>
           <w:bCs/>
           <w:szCs w:val="28"/>
         </w:rPr>
-        <w:t>無心</w:t>
-      </w:r>
-      <w:r>
-        <w:rPr>
-          <w:rFonts w:hint="eastAsia"/>
-          <w:b/>
-          <w:szCs w:val="28"/>
-        </w:rPr>
-        <w:t>利祿</w:t>
-      </w:r>
-      <w:proofErr w:type="gramEnd"/>
-      <w:r>
-        <w:rPr>
-          <w:rFonts w:hint="eastAsia"/>
-          <w:bCs/>
-          <w:szCs w:val="28"/>
-        </w:rPr>
-        <w:t>，已不言可知。</w:t>
-      </w:r>
-      <w:proofErr w:type="gramStart"/>
-      <w:r>
-        <w:rPr>
-          <w:rFonts w:hint="eastAsia"/>
-          <w:bCs/>
-          <w:szCs w:val="28"/>
-        </w:rPr>
-        <w:t>門雖常</w:t>
-      </w:r>
-      <w:proofErr w:type="gramEnd"/>
-      <w:r>
-        <w:rPr>
-          <w:rFonts w:hint="eastAsia"/>
-          <w:bCs/>
-          <w:szCs w:val="28"/>
-        </w:rPr>
-        <w:t>關，而</w:t>
-      </w:r>
-      <w:proofErr w:type="gramStart"/>
-      <w:r>
-        <w:rPr>
-          <w:rFonts w:hint="eastAsia"/>
-          <w:bCs/>
-          <w:szCs w:val="28"/>
-        </w:rPr>
-        <w:t>滿園春色卻溢於</w:t>
-      </w:r>
-      <w:proofErr w:type="gramEnd"/>
-      <w:r>
-        <w:rPr>
-          <w:rFonts w:hint="eastAsia"/>
-          <w:bCs/>
-          <w:szCs w:val="28"/>
-        </w:rPr>
-        <w:t>牆外，其人怡情自然，</w:t>
-      </w:r>
-      <w:proofErr w:type="gramStart"/>
-      <w:r>
-        <w:rPr>
-          <w:rFonts w:hint="eastAsia"/>
-          <w:b/>
-          <w:szCs w:val="28"/>
-        </w:rPr>
-        <w:t>丰神俊朗</w:t>
-      </w:r>
-      <w:proofErr w:type="gramEnd"/>
-      <w:r>
-        <w:rPr>
-          <w:rFonts w:hint="eastAsia"/>
-          <w:bCs/>
-          <w:szCs w:val="28"/>
-        </w:rPr>
-        <w:t>，更動人遐思。</w:t>
+        <w:t>的最高典範。</w:t>
       </w:r>
     </w:p>
     <w:p>
       <w:pPr>
-        <w:spacing w:after="0" w:line="400" w:lineRule="exact"/>
-        <w:ind w:left="-6" w:right="0" w:hanging="11"/>
-        <w:rPr>
-          <w:szCs w:val="28"/>
-        </w:rPr>
-      </w:pPr>
-      <w:r>
-        <w:rPr>
-          <w:rFonts w:hint="eastAsia"/>
-          <w:bCs/>
-          <w:szCs w:val="28"/>
-        </w:rPr>
-        <w:t xml:space="preserve">    </w:t>
-      </w:r>
-      <w:r>
-        <w:rPr>
-          <w:rFonts w:hint="eastAsia"/>
-          <w:bCs/>
-          <w:szCs w:val="28"/>
-        </w:rPr>
-        <w:t>其四是</w:t>
-      </w:r>
-      <w:proofErr w:type="gramStart"/>
-      <w:r>
-        <w:rPr>
-          <w:rFonts w:hint="eastAsia"/>
-          <w:bCs/>
-          <w:szCs w:val="28"/>
-        </w:rPr>
-        <w:t>不僅景</w:t>
-      </w:r>
-      <w:proofErr w:type="gramEnd"/>
-      <w:r>
-        <w:rPr>
-          <w:rFonts w:hint="eastAsia"/>
-          <w:bCs/>
-          <w:szCs w:val="28"/>
-        </w:rPr>
-        <w:t>中含情，</w:t>
-      </w:r>
-      <w:proofErr w:type="gramStart"/>
-      <w:r>
-        <w:rPr>
-          <w:rFonts w:hint="eastAsia"/>
-          <w:bCs/>
-          <w:szCs w:val="28"/>
-        </w:rPr>
-        <w:t>而且景中</w:t>
-      </w:r>
-      <w:r>
-        <w:rPr>
-          <w:rFonts w:hint="eastAsia"/>
-          <w:b/>
-          <w:szCs w:val="28"/>
-        </w:rPr>
-        <w:t>寓</w:t>
-      </w:r>
-      <w:proofErr w:type="gramEnd"/>
-      <w:r>
-        <w:rPr>
-          <w:rFonts w:hint="eastAsia"/>
-          <w:b/>
-          <w:szCs w:val="28"/>
-        </w:rPr>
-        <w:t>理</w:t>
-      </w:r>
-      <w:r>
-        <w:rPr>
-          <w:rFonts w:hint="eastAsia"/>
-          <w:bCs/>
-          <w:szCs w:val="28"/>
-        </w:rPr>
-        <w:t>，能夠引起許多聯想，從而給人以哲理的啓示和精神的鼓舞。“春色滿園關不住，一枝紅杏出牆來。”春色在這麼</w:t>
-      </w:r>
-      <w:proofErr w:type="gramStart"/>
-      <w:r>
-        <w:rPr>
-          <w:rFonts w:hint="eastAsia"/>
-          <w:bCs/>
-          <w:szCs w:val="28"/>
-        </w:rPr>
-        <w:t>一</w:t>
-      </w:r>
-      <w:proofErr w:type="gramEnd"/>
-      <w:r>
-        <w:rPr>
-          <w:rFonts w:hint="eastAsia"/>
-          <w:bCs/>
-          <w:szCs w:val="28"/>
-        </w:rPr>
-        <w:t>“關”</w:t>
-      </w:r>
-      <w:proofErr w:type="gramStart"/>
-      <w:r>
-        <w:rPr>
-          <w:rFonts w:hint="eastAsia"/>
-          <w:bCs/>
-          <w:szCs w:val="28"/>
-        </w:rPr>
-        <w:t>一</w:t>
-      </w:r>
-      <w:proofErr w:type="gramEnd"/>
-      <w:r>
-        <w:rPr>
-          <w:rFonts w:hint="eastAsia"/>
-          <w:bCs/>
-          <w:szCs w:val="28"/>
-        </w:rPr>
-        <w:t>“出”</w:t>
-      </w:r>
-      <w:proofErr w:type="gramStart"/>
-      <w:r>
-        <w:rPr>
-          <w:rFonts w:hint="eastAsia"/>
-          <w:bCs/>
-          <w:szCs w:val="28"/>
-        </w:rPr>
-        <w:t>之間，</w:t>
-      </w:r>
-      <w:proofErr w:type="gramEnd"/>
-      <w:r>
-        <w:rPr>
-          <w:rFonts w:hint="eastAsia"/>
-          <w:bCs/>
-          <w:szCs w:val="28"/>
-        </w:rPr>
-        <w:t>衝破圍牆，溢出園外，顯示出一種蓬蓬勃勃、</w:t>
-      </w:r>
-      <w:proofErr w:type="gramStart"/>
-      <w:r>
-        <w:rPr>
-          <w:rFonts w:hint="eastAsia"/>
-          <w:bCs/>
-          <w:szCs w:val="28"/>
-        </w:rPr>
-        <w:t>關鎖不住</w:t>
-      </w:r>
-      <w:proofErr w:type="gramEnd"/>
-      <w:r>
-        <w:rPr>
-          <w:rFonts w:hint="eastAsia"/>
-          <w:bCs/>
-          <w:szCs w:val="28"/>
-        </w:rPr>
-        <w:t>的生命力度。後人更賦予這兩</w:t>
-      </w:r>
-      <w:proofErr w:type="gramStart"/>
-      <w:r>
-        <w:rPr>
-          <w:rFonts w:hint="eastAsia"/>
-          <w:bCs/>
-          <w:szCs w:val="28"/>
-        </w:rPr>
-        <w:t>句詩以生活</w:t>
-      </w:r>
-      <w:proofErr w:type="gramEnd"/>
-      <w:r>
-        <w:rPr>
-          <w:rFonts w:hint="eastAsia"/>
-          <w:bCs/>
-          <w:szCs w:val="28"/>
-        </w:rPr>
-        <w:t>的哲理：新生事物一定會衝破重重困難，脫穎而出，蓬蓬勃勃地發展起來。這兩句詩也便獲得了新的生命，流傳不絕。</w:t>
-      </w:r>
-      <w:r>
-        <w:rPr>
-          <w:bCs/>
-          <w:szCs w:val="28"/>
-        </w:rPr>
-        <w:t>！</w:t>
-      </w:r>
-      <w:r>
-        <w:rPr>
-          <w:bCs/>
-          <w:szCs w:val="28"/>
-        </w:rPr>
-        <w:br/>
-      </w:r>
-      <w:r>
-        <w:rPr>
-          <w:rFonts w:hint="eastAsia"/>
-          <w:szCs w:val="28"/>
-        </w:rPr>
-        <w:t>(</w:t>
-      </w:r>
-      <w:r>
-        <w:rPr>
-          <w:rFonts w:hint="eastAsia"/>
-          <w:szCs w:val="28"/>
-        </w:rPr>
-        <w:t>以上資料來源：</w:t>
-      </w:r>
-      <w:hyperlink r:id="rId9" w:history="1">
-        <w:r>
-          <w:rPr>
-            <w:rStyle w:val="a7"/>
-            <w:szCs w:val="28"/>
-          </w:rPr>
-          <w:t>https://bit.ly/3I3Hvar</w:t>
-        </w:r>
-      </w:hyperlink>
-      <w:hyperlink r:id="rId10" w:history="1"/>
-      <w:r>
-        <w:rPr>
-          <w:rFonts w:hint="eastAsia"/>
-          <w:szCs w:val="28"/>
-        </w:rPr>
-        <w:t>)</w:t>
-      </w:r>
-    </w:p>
-    <w:p>
-      <w:pPr>
-        <w:spacing w:beforeLines="100" w:before="240" w:afterLines="50" w:after="120" w:line="400" w:lineRule="exact"/>
+        <w:spacing w:beforeLines="50" w:before="120" w:after="0" w:line="440" w:lineRule="exact"/>
         <w:ind w:left="-6" w:right="0" w:hanging="11"/>
         <w:rPr>
           <w:bCs/>
@@ -1769,8 +1285,8 @@
           <w:ilvl w:val="0"/>
           <w:numId w:val="14"/>
         </w:numPr>
-        <w:spacing w:line="400" w:lineRule="exact"/>
-        <w:ind w:leftChars="0" w:right="0"/>
+        <w:spacing w:after="0" w:line="400" w:lineRule="exact"/>
+        <w:ind w:leftChars="0" w:left="284" w:right="0" w:hanging="284"/>
         <w:rPr>
           <w:szCs w:val="28"/>
         </w:rPr>
@@ -1781,14 +1297,46 @@
           <w:bCs/>
           <w:szCs w:val="28"/>
         </w:rPr>
-        <w:t>尋思</w:t>
-      </w:r>
-      <w:r>
-        <w:rPr>
-          <w:rFonts w:hint="eastAsia"/>
-          <w:szCs w:val="28"/>
-        </w:rPr>
-        <w:t>：反覆的思索。【例】我再三尋思，最後終於解開了這個謎題。</w:t>
+        <w:t>盎然</w:t>
+      </w:r>
+      <w:r>
+        <w:rPr>
+          <w:rFonts w:hint="eastAsia"/>
+          <w:bCs/>
+          <w:szCs w:val="28"/>
+        </w:rPr>
+        <w:t>：</w:t>
+      </w:r>
+      <w:r>
+        <w:rPr>
+          <w:rFonts w:hint="eastAsia"/>
+          <w:bCs/>
+          <w:szCs w:val="28"/>
+        </w:rPr>
+        <w:t>盈溢、充滿。</w:t>
+      </w:r>
+      <w:r>
+        <w:rPr>
+          <w:bCs/>
+          <w:szCs w:val="28"/>
+        </w:rPr>
+        <w:br/>
+      </w:r>
+      <w:r>
+        <w:rPr>
+          <w:rFonts w:hint="eastAsia"/>
+          <w:bCs/>
+          <w:szCs w:val="28"/>
+        </w:rPr>
+        <w:t>【例】小弟天生好奇，對新奇的事物都一副興趣盎然的樣子</w:t>
+      </w:r>
+      <w:r>
+        <w:rPr>
+          <w:rFonts w:hint="eastAsia"/>
+          <w:bCs/>
+          <w:szCs w:val="28"/>
+        </w:rPr>
+        <w:t>。</w:t>
       </w:r>
     </w:p>
     <w:p>
@@ -1798,74 +1346,110 @@
           <w:ilvl w:val="0"/>
           <w:numId w:val="14"/>
         </w:numPr>
-        <w:spacing w:line="400" w:lineRule="exact"/>
-        <w:ind w:leftChars="0" w:right="0"/>
-        <w:rPr>
-          <w:szCs w:val="28"/>
-        </w:rPr>
-      </w:pPr>
-      <w:r>
-        <w:rPr>
-          <w:rFonts w:hint="eastAsia"/>
-          <w:szCs w:val="28"/>
-        </w:rPr>
-        <w:t>掃興</w:t>
-      </w:r>
-      <w:r>
-        <w:rPr>
-          <w:rFonts w:hint="eastAsia"/>
-          <w:szCs w:val="28"/>
-        </w:rPr>
-        <w:t>(</w:t>
+        <w:spacing w:after="0" w:line="400" w:lineRule="exact"/>
+        <w:ind w:leftChars="0" w:left="284" w:right="0" w:hanging="284"/>
+        <w:rPr>
+          <w:szCs w:val="28"/>
+        </w:rPr>
+      </w:pPr>
+      <w:r>
+        <w:rPr>
+          <w:rFonts w:hint="eastAsia"/>
+          <w:bCs/>
+          <w:szCs w:val="28"/>
+        </w:rPr>
+        <w:t>怨</w:t>
       </w:r>
       <w:proofErr w:type="gramStart"/>
       <w:r>
         <w:rPr>
           <w:rFonts w:hint="eastAsia"/>
+          <w:bCs/>
+          <w:szCs w:val="28"/>
+        </w:rPr>
+        <w:t>懟</w:t>
+      </w:r>
+      <w:proofErr w:type="gramEnd"/>
+      <w:r>
+        <w:rPr>
+          <w:rFonts w:hint="eastAsia"/>
+          <w:bCs/>
+          <w:szCs w:val="28"/>
+        </w:rPr>
+        <w:t>（</w:t>
+      </w:r>
+      <w:proofErr w:type="gramStart"/>
+      <w:r>
+        <w:rPr>
+          <w:rFonts w:hint="eastAsia"/>
+          <w:bCs/>
           <w:color w:val="FF0000"/>
           <w:sz w:val="16"/>
           <w:szCs w:val="16"/>
         </w:rPr>
-        <w:t>ㄒㄧㄥˋ</w:t>
+        <w:t>ㄉㄨㄟ</w:t>
+      </w:r>
+      <w:r>
+        <w:rPr>
+          <w:rFonts w:hint="eastAsia"/>
+          <w:bCs/>
+          <w:color w:val="FF0000"/>
+          <w:sz w:val="16"/>
+          <w:szCs w:val="16"/>
+        </w:rPr>
+        <w:t>ˋ</w:t>
       </w:r>
       <w:proofErr w:type="gramEnd"/>
       <w:r>
         <w:rPr>
           <w:rFonts w:hint="eastAsia"/>
-          <w:szCs w:val="28"/>
-        </w:rPr>
-        <w:t>)：</w:t>
-      </w:r>
-      <w:r>
-        <w:rPr>
-          <w:rFonts w:hint="eastAsia"/>
-          <w:szCs w:val="28"/>
-        </w:rPr>
-        <w:t>破壞原有的興致。</w:t>
-      </w:r>
-    </w:p>
-    <w:p>
-      <w:pPr>
-        <w:pStyle w:val="a9"/>
-        <w:spacing w:line="400" w:lineRule="exact"/>
-        <w:ind w:leftChars="0" w:right="0" w:firstLine="0"/>
-        <w:rPr>
-          <w:szCs w:val="28"/>
-        </w:rPr>
-      </w:pPr>
-      <w:r>
-        <w:rPr>
-          <w:rFonts w:hint="eastAsia"/>
-          <w:szCs w:val="28"/>
-        </w:rPr>
-        <w:t>【例】難得的假日，卻因雨而無法去露營，真是掃興！</w:t>
-      </w:r>
-      <w:r>
-        <w:rPr>
-          <w:rFonts w:hint="eastAsia"/>
-          <w:szCs w:val="28"/>
-        </w:rPr>
-        <w:t>。</w:t>
+          <w:bCs/>
+          <w:szCs w:val="28"/>
+        </w:rPr>
+        <w:t>）</w:t>
+      </w:r>
+      <w:r>
+        <w:rPr>
+          <w:rFonts w:hint="eastAsia"/>
+          <w:szCs w:val="28"/>
+        </w:rPr>
+        <w:t>：</w:t>
+      </w:r>
+      <w:r>
+        <w:rPr>
+          <w:rFonts w:hint="eastAsia"/>
+          <w:szCs w:val="28"/>
+        </w:rPr>
+        <w:t>怨恨、不滿。</w:t>
+      </w:r>
+      <w:r>
+        <w:rPr>
+          <w:szCs w:val="28"/>
+        </w:rPr>
+        <w:br/>
+      </w:r>
+      <w:r>
+        <w:rPr>
+          <w:rFonts w:hint="eastAsia"/>
+          <w:szCs w:val="28"/>
+        </w:rPr>
+        <w:t>【例】這兩戶人家因誤會而相互怨</w:t>
+      </w:r>
+      <w:proofErr w:type="gramStart"/>
+      <w:r>
+        <w:rPr>
+          <w:rFonts w:hint="eastAsia"/>
+          <w:szCs w:val="28"/>
+        </w:rPr>
+        <w:t>懟</w:t>
+      </w:r>
+      <w:proofErr w:type="gramEnd"/>
+      <w:r>
+        <w:rPr>
+          <w:rFonts w:hint="eastAsia"/>
+          <w:szCs w:val="28"/>
+        </w:rPr>
+        <w:t>，始終無法消釋。</w:t>
       </w:r>
     </w:p>
     <w:p>
@@ -1875,26 +1459,61 @@
           <w:ilvl w:val="0"/>
           <w:numId w:val="14"/>
         </w:numPr>
-        <w:spacing w:line="400" w:lineRule="exact"/>
-        <w:ind w:leftChars="0" w:right="0"/>
-        <w:rPr>
-          <w:szCs w:val="28"/>
-        </w:rPr>
-      </w:pPr>
-      <w:r>
-        <w:rPr>
-          <w:rFonts w:hint="eastAsia"/>
-          <w:bCs/>
-          <w:szCs w:val="28"/>
-        </w:rPr>
-        <w:t>領略</w:t>
-      </w:r>
-      <w:r>
-        <w:rPr>
-          <w:rFonts w:hint="eastAsia"/>
-          <w:szCs w:val="28"/>
-        </w:rPr>
-        <w:t>：</w:t>
+        <w:spacing w:after="0" w:line="400" w:lineRule="exact"/>
+        <w:ind w:leftChars="0" w:left="284" w:right="0" w:hanging="284"/>
+        <w:rPr>
+          <w:szCs w:val="28"/>
+        </w:rPr>
+      </w:pPr>
+      <w:proofErr w:type="gramStart"/>
+      <w:r>
+        <w:rPr>
+          <w:rFonts w:hint="eastAsia"/>
+          <w:szCs w:val="28"/>
+        </w:rPr>
+        <w:t>渲</w:t>
+      </w:r>
+      <w:proofErr w:type="gramEnd"/>
+      <w:r>
+        <w:rPr>
+          <w:rFonts w:hint="eastAsia"/>
+          <w:szCs w:val="28"/>
+        </w:rPr>
+        <w:t>（</w:t>
+      </w:r>
+      <w:proofErr w:type="gramStart"/>
+      <w:r>
+        <w:rPr>
+          <w:rFonts w:hint="eastAsia"/>
+          <w:color w:val="FF0000"/>
+          <w:sz w:val="16"/>
+          <w:szCs w:val="16"/>
+        </w:rPr>
+        <w:t>ㄒㄩㄢ</w:t>
+      </w:r>
+      <w:r>
+        <w:rPr>
+          <w:rFonts w:hint="eastAsia"/>
+          <w:color w:val="FF0000"/>
+          <w:sz w:val="16"/>
+          <w:szCs w:val="16"/>
+        </w:rPr>
+        <w:t>ˋ</w:t>
+      </w:r>
+      <w:proofErr w:type="gramEnd"/>
+      <w:r>
+        <w:rPr>
+          <w:rFonts w:hint="eastAsia"/>
+          <w:szCs w:val="28"/>
+        </w:rPr>
+        <w:t>）</w:t>
+      </w:r>
+      <w:r>
+        <w:rPr>
+          <w:rFonts w:hint="eastAsia"/>
+          <w:szCs w:val="28"/>
+        </w:rPr>
+        <w:t>染</w:t>
       </w:r>
     </w:p>
     <w:p>
@@ -1902,36 +1521,44 @@
         <w:pStyle w:val="a9"/>
         <w:numPr>
           <w:ilvl w:val="0"/>
-          <w:numId w:val="37"/>
+          <w:numId w:val="41"/>
         </w:numPr>
-        <w:spacing w:line="400" w:lineRule="exact"/>
-        <w:ind w:leftChars="0" w:right="0"/>
-        <w:rPr>
-          <w:szCs w:val="28"/>
-        </w:rPr>
-      </w:pPr>
-      <w:r>
-        <w:rPr>
-          <w:rFonts w:hint="eastAsia"/>
-          <w:szCs w:val="28"/>
-        </w:rPr>
-        <w:t>知道、了解。【例】讀完這</w:t>
-      </w:r>
-      <w:proofErr w:type="gramStart"/>
-      <w:r>
-        <w:rPr>
-          <w:rFonts w:hint="eastAsia"/>
-          <w:szCs w:val="28"/>
-        </w:rPr>
-        <w:t>首詩後</w:t>
-      </w:r>
-      <w:proofErr w:type="gramEnd"/>
-      <w:r>
-        <w:rPr>
-          <w:rFonts w:hint="eastAsia"/>
-          <w:szCs w:val="28"/>
-        </w:rPr>
-        <w:t>，你對其中意境能領略幾分呢？</w:t>
+        <w:spacing w:after="0" w:line="400" w:lineRule="exact"/>
+        <w:ind w:leftChars="0" w:left="567" w:right="0" w:hanging="283"/>
+        <w:rPr>
+          <w:szCs w:val="28"/>
+        </w:rPr>
+      </w:pPr>
+      <w:r>
+        <w:rPr>
+          <w:rFonts w:hint="eastAsia"/>
+          <w:szCs w:val="28"/>
+        </w:rPr>
+        <w:t>國畫的一種用色技巧。以水墨或顏料，襯托物像，而形成陰陽向背的效果</w:t>
+      </w:r>
+      <w:r>
+        <w:rPr>
+          <w:rFonts w:hint="eastAsia"/>
+          <w:szCs w:val="28"/>
+        </w:rPr>
+        <w:t>。</w:t>
+      </w:r>
+    </w:p>
+    <w:p>
+      <w:pPr>
+        <w:pStyle w:val="a9"/>
+        <w:spacing w:after="0" w:line="400" w:lineRule="exact"/>
+        <w:ind w:leftChars="0" w:left="567" w:right="0" w:firstLine="0"/>
+        <w:rPr>
+          <w:szCs w:val="28"/>
+        </w:rPr>
+      </w:pPr>
+      <w:r>
+        <w:rPr>
+          <w:rFonts w:hint="eastAsia"/>
+          <w:szCs w:val="28"/>
+        </w:rPr>
+        <w:t>【例】水墨畫常以渲染的手法，點出主題與背景的明暗分別。</w:t>
       </w:r>
     </w:p>
     <w:p>
@@ -1939,20 +1566,37 @@
         <w:pStyle w:val="a9"/>
         <w:numPr>
           <w:ilvl w:val="0"/>
-          <w:numId w:val="37"/>
+          <w:numId w:val="41"/>
         </w:numPr>
-        <w:spacing w:line="400" w:lineRule="exact"/>
-        <w:ind w:leftChars="0" w:right="0"/>
-        <w:rPr>
-          <w:szCs w:val="28"/>
-        </w:rPr>
-      </w:pPr>
-      <w:r>
-        <w:rPr>
-          <w:rFonts w:hint="eastAsia"/>
-          <w:szCs w:val="28"/>
-        </w:rPr>
-        <w:t>品味、欣賞。【例】趁著春光明媚的時節多多領略江南風光，才不虛此行。</w:t>
+        <w:spacing w:after="0" w:line="400" w:lineRule="exact"/>
+        <w:ind w:leftChars="0" w:left="567" w:right="0" w:hanging="283"/>
+        <w:rPr>
+          <w:szCs w:val="28"/>
+        </w:rPr>
+      </w:pPr>
+      <w:r>
+        <w:rPr>
+          <w:rFonts w:hint="eastAsia"/>
+          <w:szCs w:val="28"/>
+        </w:rPr>
+        <w:t>比喻言詞、文字過度吹噓誇大。</w:t>
+      </w:r>
+    </w:p>
+    <w:p>
+      <w:pPr>
+        <w:pStyle w:val="a9"/>
+        <w:spacing w:after="0" w:line="400" w:lineRule="exact"/>
+        <w:ind w:leftChars="0" w:left="567" w:right="0" w:firstLine="0"/>
+        <w:rPr>
+          <w:szCs w:val="28"/>
+        </w:rPr>
+      </w:pPr>
+      <w:r>
+        <w:rPr>
+          <w:rFonts w:hint="eastAsia"/>
+          <w:szCs w:val="28"/>
+        </w:rPr>
+        <w:t>【例】媒體對事件的過度渲染，常會誤導民眾對真相的認知與了解。</w:t>
       </w:r>
     </w:p>
     <w:p>
@@ -1962,63 +1606,94 @@
           <w:ilvl w:val="0"/>
           <w:numId w:val="14"/>
         </w:numPr>
-        <w:spacing w:line="400" w:lineRule="exact"/>
-        <w:ind w:leftChars="0" w:right="0"/>
-        <w:rPr>
-          <w:szCs w:val="28"/>
-        </w:rPr>
-      </w:pPr>
+        <w:spacing w:after="0" w:line="400" w:lineRule="exact"/>
+        <w:ind w:leftChars="0" w:left="284" w:right="0" w:hanging="284"/>
+        <w:rPr>
+          <w:szCs w:val="28"/>
+        </w:rPr>
+      </w:pPr>
+      <w:r>
+        <w:rPr>
+          <w:rFonts w:hint="eastAsia"/>
+          <w:szCs w:val="28"/>
+        </w:rPr>
+        <w:t>禁錮</w:t>
+      </w:r>
+      <w:r>
+        <w:rPr>
+          <w:rFonts w:hint="eastAsia"/>
+          <w:szCs w:val="28"/>
+        </w:rPr>
+        <w:t>（</w:t>
+      </w:r>
       <w:proofErr w:type="gramStart"/>
       <w:r>
         <w:rPr>
           <w:rFonts w:hint="eastAsia"/>
-          <w:bCs/>
-          <w:szCs w:val="28"/>
-        </w:rPr>
-        <w:t>絢</w:t>
-      </w:r>
-      <w:proofErr w:type="gramEnd"/>
-      <w:r>
-        <w:rPr>
-          <w:rFonts w:hint="eastAsia"/>
-          <w:bCs/>
-          <w:szCs w:val="28"/>
-        </w:rPr>
-        <w:t>(</w:t>
-      </w:r>
-      <w:proofErr w:type="gramStart"/>
-      <w:r>
-        <w:rPr>
-          <w:rFonts w:hint="eastAsia"/>
-          <w:bCs/>
           <w:color w:val="FF0000"/>
           <w:sz w:val="16"/>
           <w:szCs w:val="16"/>
         </w:rPr>
-        <w:t>ㄒㄩㄢˋ</w:t>
+        <w:t>ㄍㄨ</w:t>
+      </w:r>
+      <w:r>
+        <w:rPr>
+          <w:rFonts w:hint="eastAsia"/>
+          <w:color w:val="FF0000"/>
+          <w:sz w:val="16"/>
+          <w:szCs w:val="16"/>
+        </w:rPr>
+        <w:t>ˋ</w:t>
       </w:r>
       <w:proofErr w:type="gramEnd"/>
       <w:r>
         <w:rPr>
           <w:rFonts w:hint="eastAsia"/>
-          <w:bCs/>
-          <w:szCs w:val="28"/>
-        </w:rPr>
-        <w:t>)麗</w:t>
-      </w:r>
-      <w:r>
-        <w:rPr>
-          <w:rFonts w:hint="eastAsia"/>
-          <w:szCs w:val="28"/>
-        </w:rPr>
-        <w:t>：</w:t>
-      </w:r>
-      <w:r>
-        <w:rPr>
-          <w:rFonts w:hint="eastAsia"/>
-          <w:szCs w:val="28"/>
-        </w:rPr>
-        <w:t>燦爛美麗。【例】春天繁花盛開，山野絢麗多彩，美不勝收。</w:t>
+          <w:szCs w:val="28"/>
+        </w:rPr>
+        <w:t>）</w:t>
+      </w:r>
+    </w:p>
+    <w:p>
+      <w:pPr>
+        <w:pStyle w:val="a9"/>
+        <w:numPr>
+          <w:ilvl w:val="0"/>
+          <w:numId w:val="41"/>
+        </w:numPr>
+        <w:spacing w:after="0" w:line="400" w:lineRule="exact"/>
+        <w:ind w:leftChars="0" w:left="567" w:right="0" w:hanging="283"/>
+        <w:rPr>
+          <w:szCs w:val="28"/>
+        </w:rPr>
+      </w:pPr>
+      <w:r>
+        <w:rPr>
+          <w:rFonts w:hint="eastAsia"/>
+          <w:szCs w:val="28"/>
+        </w:rPr>
+        <w:t>監禁。【例】他因犯行重大，長年被禁錮在監獄裡。</w:t>
+      </w:r>
+    </w:p>
+    <w:p>
+      <w:pPr>
+        <w:pStyle w:val="a9"/>
+        <w:numPr>
+          <w:ilvl w:val="0"/>
+          <w:numId w:val="41"/>
+        </w:numPr>
+        <w:spacing w:after="0" w:line="400" w:lineRule="exact"/>
+        <w:ind w:leftChars="0" w:left="567" w:right="0" w:hanging="283"/>
+        <w:rPr>
+          <w:szCs w:val="28"/>
+        </w:rPr>
+      </w:pPr>
+      <w:r>
+        <w:rPr>
+          <w:rFonts w:hint="eastAsia"/>
+          <w:szCs w:val="28"/>
+        </w:rPr>
+        <w:t>限制、束縛。【例】禁錮的頭腦永遠無法與自由奔放的頭腦競爭，所以約束人類的思想，就會抑制人類的創造發明。</w:t>
       </w:r>
     </w:p>
     <w:p>
@@ -2028,18 +1703,28 @@
           <w:ilvl w:val="0"/>
           <w:numId w:val="14"/>
         </w:numPr>
-        <w:spacing w:line="400" w:lineRule="exact"/>
-        <w:ind w:leftChars="0" w:right="0"/>
-        <w:rPr>
-          <w:szCs w:val="28"/>
-        </w:rPr>
-      </w:pPr>
-      <w:r>
-        <w:rPr>
-          <w:rFonts w:hint="eastAsia"/>
-          <w:szCs w:val="28"/>
-        </w:rPr>
-        <w:t>不虛此行</w:t>
+        <w:spacing w:after="0" w:line="400" w:lineRule="exact"/>
+        <w:ind w:leftChars="0" w:left="284" w:right="0" w:hanging="284"/>
+        <w:jc w:val="both"/>
+        <w:rPr>
+          <w:szCs w:val="28"/>
+        </w:rPr>
+      </w:pPr>
+      <w:proofErr w:type="gramStart"/>
+      <w:r>
+        <w:rPr>
+          <w:rFonts w:hint="eastAsia"/>
+          <w:szCs w:val="28"/>
+        </w:rPr>
+        <w:t>先抑後</w:t>
+      </w:r>
+      <w:proofErr w:type="gramEnd"/>
+      <w:r>
+        <w:rPr>
+          <w:rFonts w:hint="eastAsia"/>
+          <w:szCs w:val="28"/>
+        </w:rPr>
+        <w:t>揚</w:t>
       </w:r>
       <w:r>
         <w:rPr>
@@ -2053,38 +1738,14 @@
           <w:rFonts w:hint="eastAsia"/>
           <w:szCs w:val="28"/>
         </w:rPr>
-        <w:t>不白跑這一趟，表示行動的結果令人滿意。</w:t>
-      </w:r>
-    </w:p>
-    <w:p>
-      <w:pPr>
-        <w:pStyle w:val="a9"/>
-        <w:spacing w:line="400" w:lineRule="exact"/>
-        <w:ind w:leftChars="0" w:right="0" w:firstLine="0"/>
-        <w:rPr>
-          <w:szCs w:val="28"/>
-        </w:rPr>
-      </w:pPr>
-      <w:r>
-        <w:rPr>
-          <w:rFonts w:hint="eastAsia"/>
-          <w:szCs w:val="28"/>
-        </w:rPr>
-        <w:t>【例】這趟出國</w:t>
-      </w:r>
-      <w:r>
-        <w:rPr>
-          <w:rFonts w:hint="eastAsia"/>
-          <w:szCs w:val="28"/>
-        </w:rPr>
-        <w:t>讓我</w:t>
-      </w:r>
-      <w:r>
-        <w:rPr>
-          <w:rFonts w:hint="eastAsia"/>
-          <w:szCs w:val="28"/>
-        </w:rPr>
-        <w:t>大開眼界，真是不虛此行。</w:t>
+        <w:t>「抑」是壓低、貶抑；「揚」是提升、讚揚。指在敘述或描寫事物時，先故意壓低或寫其缺點、不足、困境，隨後再轉向強調其優點、價值或輝煌的成就。</w:t>
+      </w:r>
+      <w:r>
+        <w:rPr>
+          <w:rFonts w:hint="eastAsia"/>
+          <w:szCs w:val="28"/>
+        </w:rPr>
+        <w:t>這是一種反襯手法。透過「先苦後甘」的心理落差，加深讀者對於「後揚」部分的印象。在《遊園不值》中，詩人先寫「久不開」的失落（抑），再寫「紅杏出牆」的驚喜（揚），這種轉折讓讀者感受到情緒像坐雲霄飛車，最後的喜悅感會比單純敘述春天美好強烈得多。</w:t>
       </w:r>
     </w:p>
     <w:p>
@@ -2094,28 +1755,41 @@
           <w:ilvl w:val="0"/>
           <w:numId w:val="14"/>
         </w:numPr>
-        <w:spacing w:line="400" w:lineRule="exact"/>
-        <w:ind w:leftChars="0" w:right="0"/>
-        <w:rPr>
-          <w:szCs w:val="28"/>
-        </w:rPr>
-      </w:pPr>
-      <w:r>
-        <w:rPr>
-          <w:rFonts w:hint="eastAsia"/>
-          <w:bCs/>
-          <w:szCs w:val="28"/>
-        </w:rPr>
-        <w:t>幽</w:t>
+        <w:spacing w:after="0" w:line="400" w:lineRule="exact"/>
+        <w:ind w:leftChars="0" w:left="284" w:right="0" w:hanging="284"/>
+        <w:jc w:val="both"/>
+        <w:rPr>
+          <w:szCs w:val="28"/>
+        </w:rPr>
+      </w:pPr>
+      <w:r>
+        <w:rPr>
+          <w:rFonts w:hint="eastAsia"/>
+          <w:szCs w:val="28"/>
+        </w:rPr>
+        <w:t>餘韻悠長</w:t>
+      </w:r>
+      <w:r>
+        <w:rPr>
+          <w:rFonts w:hint="eastAsia"/>
+          <w:szCs w:val="28"/>
+        </w:rPr>
+        <w:t>：</w:t>
+      </w:r>
+      <w:r>
+        <w:rPr>
+          <w:rFonts w:hint="eastAsia"/>
+          <w:szCs w:val="28"/>
+        </w:rPr>
+        <w:t>「餘韻」指聲音消失後留下的餘音；「悠長」指時間久、綿長。指文學作品在結尾處，並未將話說盡，而是留下了一種意境或情感，讓讀者在閱讀後能長時間地在心中徘徊、咀嚼。這是一種審美境界。它強調的是「言有盡而意無窮」。當詩篇結束時，那枝「出牆紅杏」的畫面彷彿定格在讀者腦海中，不僅僅是春天，更引發讀者對於生命力與美感的無限聯想。好的作品往往不需說教，僅靠這個餘韻，就能讓讀者</w:t>
       </w:r>
       <w:proofErr w:type="gramStart"/>
       <w:r>
         <w:rPr>
           <w:rFonts w:hint="eastAsia"/>
-          <w:bCs/>
-          <w:szCs w:val="28"/>
-        </w:rPr>
-        <w:t>僻</w:t>
+          <w:szCs w:val="28"/>
+        </w:rPr>
+        <w:t>沉</w:t>
       </w:r>
       <w:proofErr w:type="gramEnd"/>
       <w:r>
@@ -2123,15 +1797,7 @@
           <w:rFonts w:hint="eastAsia"/>
           <w:szCs w:val="28"/>
         </w:rPr>
-        <w:t>：</w:t>
-      </w:r>
-      <w:r>
-        <w:rPr>
-          <w:rFonts w:hint="eastAsia"/>
-          <w:bCs/>
-          <w:szCs w:val="28"/>
-        </w:rPr>
-        <w:t>僻靜的。</w:t>
+        <w:t>浸其中，產生深遠的共鳴。</w:t>
       </w:r>
     </w:p>
     <w:p>
@@ -2141,694 +1807,38 @@
           <w:ilvl w:val="0"/>
           <w:numId w:val="14"/>
         </w:numPr>
-        <w:spacing w:line="400" w:lineRule="exact"/>
-        <w:ind w:leftChars="0" w:right="0"/>
-        <w:rPr>
-          <w:szCs w:val="28"/>
-        </w:rPr>
-      </w:pPr>
-      <w:proofErr w:type="gramStart"/>
-      <w:r>
-        <w:rPr>
-          <w:rFonts w:hint="eastAsia"/>
-          <w:bCs/>
-          <w:szCs w:val="28"/>
-        </w:rPr>
-        <w:t>平明</w:t>
-      </w:r>
-      <w:proofErr w:type="gramEnd"/>
-      <w:r>
-        <w:rPr>
-          <w:rFonts w:hint="eastAsia"/>
-          <w:bCs/>
+        <w:spacing w:after="0" w:line="400" w:lineRule="exact"/>
+        <w:ind w:leftChars="0" w:left="284" w:right="0" w:hanging="284"/>
+        <w:jc w:val="both"/>
+        <w:rPr>
+          <w:rFonts w:hint="eastAsia"/>
+          <w:szCs w:val="28"/>
+        </w:rPr>
+      </w:pPr>
+      <w:r>
+        <w:rPr>
+          <w:rFonts w:hint="eastAsia"/>
+          <w:szCs w:val="28"/>
+        </w:rPr>
+        <w:t>以小見大</w:t>
+      </w:r>
+      <w:r>
+        <w:rPr>
+          <w:rFonts w:hint="eastAsia"/>
           <w:szCs w:val="28"/>
         </w:rPr>
         <w:t>：</w:t>
       </w:r>
-      <w:proofErr w:type="gramStart"/>
-      <w:r>
-        <w:rPr>
-          <w:rFonts w:hint="eastAsia"/>
-          <w:bCs/>
-          <w:szCs w:val="28"/>
-        </w:rPr>
-        <w:t>天剛亮的</w:t>
-      </w:r>
-      <w:proofErr w:type="gramEnd"/>
-      <w:r>
-        <w:rPr>
-          <w:rFonts w:hint="eastAsia"/>
-          <w:bCs/>
-          <w:szCs w:val="28"/>
-        </w:rPr>
-        <w:t>時候。</w:t>
-      </w:r>
-    </w:p>
-    <w:p>
-      <w:pPr>
-        <w:pStyle w:val="a9"/>
-        <w:numPr>
-          <w:ilvl w:val="0"/>
-          <w:numId w:val="14"/>
-        </w:numPr>
-        <w:spacing w:line="400" w:lineRule="exact"/>
-        <w:ind w:leftChars="0" w:right="0"/>
-        <w:rPr>
-          <w:szCs w:val="28"/>
-        </w:rPr>
-      </w:pPr>
-      <w:proofErr w:type="gramStart"/>
-      <w:r>
-        <w:rPr>
-          <w:rFonts w:hint="eastAsia"/>
-          <w:szCs w:val="28"/>
-        </w:rPr>
-        <w:t>靄</w:t>
-      </w:r>
-      <w:proofErr w:type="gramEnd"/>
-      <w:r>
-        <w:rPr>
-          <w:rFonts w:hint="eastAsia"/>
-          <w:szCs w:val="28"/>
-        </w:rPr>
-        <w:t>(</w:t>
-      </w:r>
-      <w:proofErr w:type="gramStart"/>
-      <w:r>
-        <w:rPr>
-          <w:rFonts w:hint="eastAsia"/>
-          <w:color w:val="FF0000"/>
-          <w:sz w:val="16"/>
-          <w:szCs w:val="16"/>
-        </w:rPr>
-        <w:t>ㄞˇ</w:t>
-      </w:r>
-      <w:proofErr w:type="gramEnd"/>
-      <w:r>
-        <w:rPr>
-          <w:rFonts w:hint="eastAsia"/>
-          <w:szCs w:val="28"/>
-        </w:rPr>
-        <w:t>)：</w:t>
-      </w:r>
-      <w:r>
-        <w:rPr>
-          <w:rFonts w:hint="eastAsia"/>
-          <w:szCs w:val="28"/>
-        </w:rPr>
-        <w:t>煙霧、雲氣。</w:t>
-      </w:r>
-    </w:p>
-    <w:p>
-      <w:pPr>
-        <w:pStyle w:val="a9"/>
-        <w:numPr>
-          <w:ilvl w:val="0"/>
-          <w:numId w:val="14"/>
-        </w:numPr>
-        <w:spacing w:line="400" w:lineRule="exact"/>
-        <w:ind w:leftChars="0" w:right="0"/>
-        <w:rPr>
-          <w:szCs w:val="28"/>
-        </w:rPr>
-      </w:pPr>
-      <w:r>
-        <w:rPr>
-          <w:rFonts w:hint="eastAsia"/>
-          <w:szCs w:val="28"/>
-        </w:rPr>
-        <w:t>楊柳不遮春色斷</w:t>
-      </w:r>
-      <w:r>
-        <w:rPr>
-          <w:rFonts w:hint="eastAsia"/>
-          <w:szCs w:val="28"/>
-        </w:rPr>
-        <w:t>：茂密的楊柳遮不斷春天的景色。</w:t>
-      </w:r>
-    </w:p>
-    <w:p>
-      <w:pPr>
-        <w:pStyle w:val="a9"/>
-        <w:numPr>
-          <w:ilvl w:val="0"/>
-          <w:numId w:val="14"/>
-        </w:numPr>
-        <w:spacing w:line="400" w:lineRule="exact"/>
-        <w:ind w:leftChars="0" w:right="0"/>
-        <w:rPr>
-          <w:szCs w:val="28"/>
-        </w:rPr>
-      </w:pPr>
-      <w:r>
-        <w:rPr>
-          <w:rFonts w:hint="eastAsia"/>
-          <w:szCs w:val="28"/>
-        </w:rPr>
-        <w:t>襯托</w:t>
-      </w:r>
-      <w:r>
-        <w:rPr>
-          <w:rFonts w:hint="eastAsia"/>
-          <w:szCs w:val="28"/>
-        </w:rPr>
-        <w:t>：</w:t>
-      </w:r>
-      <w:r>
-        <w:rPr>
-          <w:rFonts w:hint="eastAsia"/>
-          <w:szCs w:val="28"/>
-        </w:rPr>
-        <w:t>烘托，使主體明顯。【例】這湖水在山林的襯托之下，更添靈秀之氣。</w:t>
-      </w:r>
-    </w:p>
-    <w:p>
-      <w:pPr>
-        <w:pStyle w:val="a9"/>
-        <w:numPr>
-          <w:ilvl w:val="0"/>
-          <w:numId w:val="14"/>
-        </w:numPr>
-        <w:spacing w:line="400" w:lineRule="exact"/>
-        <w:ind w:leftChars="0" w:right="0"/>
-        <w:rPr>
-          <w:szCs w:val="28"/>
-        </w:rPr>
-      </w:pPr>
-      <w:r>
-        <w:rPr>
-          <w:rFonts w:hint="eastAsia"/>
-          <w:bCs/>
-          <w:szCs w:val="28"/>
-        </w:rPr>
-        <w:t>脫胎</w:t>
-      </w:r>
-      <w:r>
-        <w:rPr>
-          <w:rFonts w:hint="eastAsia"/>
-          <w:szCs w:val="28"/>
-        </w:rPr>
-        <w:t>：</w:t>
-      </w:r>
-    </w:p>
-    <w:p>
-      <w:pPr>
-        <w:pStyle w:val="a9"/>
-        <w:numPr>
-          <w:ilvl w:val="0"/>
-          <w:numId w:val="38"/>
-        </w:numPr>
-        <w:spacing w:line="400" w:lineRule="exact"/>
-        <w:ind w:leftChars="0" w:right="0"/>
-        <w:rPr>
-          <w:szCs w:val="28"/>
-        </w:rPr>
-      </w:pPr>
-      <w:r>
-        <w:rPr>
-          <w:rFonts w:hint="eastAsia"/>
-          <w:szCs w:val="28"/>
-        </w:rPr>
-        <w:t>道家指脫去</w:t>
-      </w:r>
-      <w:proofErr w:type="gramStart"/>
-      <w:r>
-        <w:rPr>
-          <w:rFonts w:hint="eastAsia"/>
-          <w:szCs w:val="28"/>
-        </w:rPr>
-        <w:t>凡胎而</w:t>
-      </w:r>
-      <w:proofErr w:type="gramEnd"/>
-      <w:r>
-        <w:rPr>
-          <w:rFonts w:hint="eastAsia"/>
-          <w:szCs w:val="28"/>
-        </w:rPr>
-        <w:t>成仙。【例】脫胎換骨</w:t>
-      </w:r>
-    </w:p>
-    <w:p>
-      <w:pPr>
-        <w:pStyle w:val="a9"/>
-        <w:numPr>
-          <w:ilvl w:val="0"/>
-          <w:numId w:val="38"/>
-        </w:numPr>
-        <w:spacing w:line="400" w:lineRule="exact"/>
-        <w:ind w:leftChars="0" w:right="0"/>
-        <w:rPr>
-          <w:szCs w:val="28"/>
-        </w:rPr>
-      </w:pPr>
-      <w:r>
-        <w:rPr>
-          <w:rFonts w:hint="eastAsia"/>
-          <w:szCs w:val="28"/>
-        </w:rPr>
-        <w:t>比喻</w:t>
-      </w:r>
-      <w:proofErr w:type="gramStart"/>
-      <w:r>
-        <w:rPr>
-          <w:rFonts w:hint="eastAsia"/>
-          <w:szCs w:val="28"/>
-        </w:rPr>
-        <w:t>一</w:t>
-      </w:r>
-      <w:proofErr w:type="gramEnd"/>
-      <w:r>
-        <w:rPr>
-          <w:rFonts w:hint="eastAsia"/>
-          <w:szCs w:val="28"/>
-        </w:rPr>
-        <w:t>事物由另一事物孕育變化而產生。如宋時</w:t>
-      </w:r>
-      <w:r>
-        <w:rPr>
-          <w:rFonts w:hint="eastAsia"/>
-          <w:szCs w:val="28"/>
-          <w:u w:val="single"/>
-        </w:rPr>
-        <w:t>李清照</w:t>
-      </w:r>
-      <w:proofErr w:type="gramStart"/>
-      <w:r>
-        <w:rPr>
-          <w:rFonts w:hint="eastAsia"/>
-          <w:szCs w:val="28"/>
-        </w:rPr>
-        <w:t>〈</w:t>
-      </w:r>
-      <w:r>
-        <w:rPr>
-          <w:rFonts w:hint="eastAsia"/>
-          <w:szCs w:val="28"/>
-        </w:rPr>
-        <w:t>一</w:t>
-      </w:r>
-      <w:proofErr w:type="gramEnd"/>
-      <w:r>
-        <w:fldChar w:fldCharType="begin"/>
-      </w:r>
-      <w:r>
-        <w:instrText>HYPERLINK "https://fanti.dugushici.com/mingju/9664"</w:instrText>
-      </w:r>
-      <w:r>
-        <w:fldChar w:fldCharType="separate"/>
-      </w:r>
-      <w:r>
-        <w:rPr>
-          <w:rStyle w:val="a7"/>
-          <w:rFonts w:hint="eastAsia"/>
-          <w:szCs w:val="28"/>
-        </w:rPr>
-        <w:t>剪梅</w:t>
-      </w:r>
-      <w:proofErr w:type="gramStart"/>
-      <w:r>
-        <w:rPr>
-          <w:rStyle w:val="a7"/>
-          <w:rFonts w:hint="eastAsia"/>
-          <w:szCs w:val="28"/>
-        </w:rPr>
-        <w:t>·</w:t>
-      </w:r>
-      <w:proofErr w:type="gramEnd"/>
-      <w:r>
-        <w:rPr>
-          <w:rStyle w:val="a7"/>
-          <w:rFonts w:hint="eastAsia"/>
-          <w:szCs w:val="28"/>
-        </w:rPr>
-        <w:t>红藕香残玉簟秋</w:t>
-      </w:r>
-      <w:r>
-        <w:rPr>
-          <w:rStyle w:val="a7"/>
-          <w:szCs w:val="28"/>
-        </w:rPr>
-        <w:fldChar w:fldCharType="end"/>
-      </w:r>
-      <w:r>
-        <w:rPr>
-          <w:rFonts w:hint="eastAsia"/>
-          <w:szCs w:val="28"/>
-        </w:rPr>
-        <w:t>〉詞中的「此情無計可消除，才下眉頭，卻上心頭。」乃脫胎於</w:t>
-      </w:r>
-      <w:r>
-        <w:rPr>
-          <w:rFonts w:hint="eastAsia"/>
-          <w:szCs w:val="28"/>
-          <w:u w:val="single"/>
-        </w:rPr>
-        <w:t>范仲淹</w:t>
-      </w:r>
-      <w:r>
-        <w:rPr>
-          <w:rFonts w:hint="eastAsia"/>
-          <w:szCs w:val="28"/>
-        </w:rPr>
-        <w:t>〈</w:t>
-      </w:r>
-      <w:hyperlink r:id="rId11" w:history="1">
-        <w:r>
-          <w:rPr>
-            <w:rStyle w:val="a7"/>
-            <w:rFonts w:hint="eastAsia"/>
-            <w:szCs w:val="28"/>
-          </w:rPr>
-          <w:t>御街行·秋日懷舊</w:t>
-        </w:r>
-      </w:hyperlink>
-      <w:r>
-        <w:rPr>
-          <w:rFonts w:hint="eastAsia"/>
-          <w:szCs w:val="28"/>
-        </w:rPr>
-        <w:t>〉的「都來此事，眉間心事，</w:t>
-      </w:r>
-      <w:proofErr w:type="gramStart"/>
-      <w:r>
-        <w:rPr>
-          <w:rFonts w:hint="eastAsia"/>
-          <w:szCs w:val="28"/>
-        </w:rPr>
-        <w:t>無計相迴避</w:t>
-      </w:r>
-      <w:proofErr w:type="gramEnd"/>
-      <w:r>
-        <w:rPr>
-          <w:rFonts w:hint="eastAsia"/>
-          <w:szCs w:val="28"/>
-        </w:rPr>
-        <w:t>」。這種詩文上的模仿，也是一種脫胎的現象。</w:t>
-      </w:r>
-    </w:p>
-    <w:p>
-      <w:pPr>
-        <w:pStyle w:val="a9"/>
-        <w:numPr>
-          <w:ilvl w:val="0"/>
-          <w:numId w:val="14"/>
-        </w:numPr>
-        <w:spacing w:line="400" w:lineRule="exact"/>
-        <w:ind w:leftChars="0" w:right="0"/>
-        <w:rPr>
-          <w:szCs w:val="28"/>
-        </w:rPr>
-      </w:pPr>
-      <w:proofErr w:type="gramStart"/>
-      <w:r>
-        <w:rPr>
-          <w:rFonts w:hint="eastAsia"/>
-          <w:szCs w:val="28"/>
-        </w:rPr>
-        <w:t>以少總多</w:t>
-      </w:r>
-      <w:proofErr w:type="gramEnd"/>
-      <w:r>
-        <w:rPr>
-          <w:rFonts w:hint="eastAsia"/>
-          <w:szCs w:val="28"/>
-        </w:rPr>
-        <w:t>：</w:t>
-      </w:r>
-      <w:proofErr w:type="gramStart"/>
-      <w:r>
-        <w:rPr>
-          <w:rFonts w:hint="eastAsia"/>
-          <w:szCs w:val="28"/>
-        </w:rPr>
-        <w:t>用簡清</w:t>
-      </w:r>
-      <w:proofErr w:type="gramEnd"/>
-      <w:r>
-        <w:rPr>
-          <w:rFonts w:hint="eastAsia"/>
-          <w:szCs w:val="28"/>
-        </w:rPr>
-        <w:t>的語言概括豐富的內容</w:t>
-      </w:r>
-      <w:r>
-        <w:rPr>
-          <w:rFonts w:hint="eastAsia"/>
-          <w:szCs w:val="28"/>
-        </w:rPr>
-        <w:t>。</w:t>
-      </w:r>
-    </w:p>
-    <w:p>
-      <w:pPr>
-        <w:pStyle w:val="a9"/>
-        <w:numPr>
-          <w:ilvl w:val="0"/>
-          <w:numId w:val="14"/>
-        </w:numPr>
-        <w:spacing w:line="400" w:lineRule="exact"/>
-        <w:ind w:leftChars="0" w:right="0"/>
-        <w:rPr>
-          <w:szCs w:val="28"/>
-        </w:rPr>
-      </w:pPr>
-      <w:r>
-        <w:rPr>
-          <w:rFonts w:hint="eastAsia"/>
-          <w:szCs w:val="28"/>
-        </w:rPr>
-        <w:t>社交：社會中人與人的交際往來。【例】他個性活潑外向，長於社交。</w:t>
-      </w:r>
-    </w:p>
-    <w:p>
-      <w:pPr>
-        <w:pStyle w:val="a9"/>
-        <w:numPr>
-          <w:ilvl w:val="0"/>
-          <w:numId w:val="14"/>
-        </w:numPr>
-        <w:spacing w:line="400" w:lineRule="exact"/>
-        <w:ind w:leftChars="0" w:right="0"/>
-        <w:rPr>
-          <w:szCs w:val="28"/>
-        </w:rPr>
-      </w:pPr>
-      <w:proofErr w:type="gramStart"/>
-      <w:r>
-        <w:rPr>
-          <w:rFonts w:hint="eastAsia"/>
-          <w:szCs w:val="28"/>
-        </w:rPr>
-        <w:t>利祿</w:t>
-      </w:r>
-      <w:proofErr w:type="gramEnd"/>
-      <w:r>
-        <w:rPr>
-          <w:rFonts w:hint="eastAsia"/>
-          <w:szCs w:val="28"/>
-        </w:rPr>
-        <w:t>：</w:t>
-      </w:r>
-      <w:r>
-        <w:rPr>
-          <w:rFonts w:hint="eastAsia"/>
-          <w:szCs w:val="28"/>
-        </w:rPr>
-        <w:t>利益與官位。【例】功名利祿</w:t>
-      </w:r>
-    </w:p>
-    <w:p>
-      <w:pPr>
-        <w:pStyle w:val="a9"/>
-        <w:numPr>
-          <w:ilvl w:val="0"/>
-          <w:numId w:val="14"/>
-        </w:numPr>
-        <w:spacing w:line="400" w:lineRule="exact"/>
-        <w:ind w:leftChars="0" w:right="0"/>
-        <w:rPr>
-          <w:szCs w:val="28"/>
-        </w:rPr>
-      </w:pPr>
-      <w:proofErr w:type="gramStart"/>
-      <w:r>
-        <w:rPr>
-          <w:rFonts w:hint="eastAsia"/>
-          <w:szCs w:val="28"/>
-        </w:rPr>
-        <w:t>丰神俊朗</w:t>
-      </w:r>
-      <w:proofErr w:type="gramEnd"/>
-      <w:r>
-        <w:rPr>
-          <w:rFonts w:hint="eastAsia"/>
-          <w:szCs w:val="28"/>
-        </w:rPr>
-        <w:t>：</w:t>
-      </w:r>
-      <w:r>
-        <w:rPr>
-          <w:rFonts w:hint="eastAsia"/>
-          <w:szCs w:val="28"/>
-        </w:rPr>
-        <w:t>形容人</w:t>
-      </w:r>
-      <w:r>
-        <w:rPr>
-          <w:szCs w:val="28"/>
-        </w:rPr>
-        <w:t>(多指男性)</w:t>
-      </w:r>
-      <w:r>
-        <w:rPr>
-          <w:rFonts w:hint="eastAsia"/>
-          <w:szCs w:val="28"/>
-        </w:rPr>
-        <w:t>神采</w:t>
-      </w:r>
-      <w:r>
-        <w:rPr>
-          <w:szCs w:val="28"/>
-        </w:rPr>
-        <w:t>奕奕、俊秀爽朗。</w:t>
-      </w:r>
-    </w:p>
-    <w:p>
-      <w:pPr>
-        <w:pStyle w:val="a9"/>
-        <w:spacing w:line="400" w:lineRule="exact"/>
-        <w:ind w:leftChars="0" w:right="0" w:firstLine="0"/>
-        <w:rPr>
-          <w:szCs w:val="28"/>
-        </w:rPr>
-      </w:pPr>
-      <w:proofErr w:type="gramStart"/>
-      <w:r>
-        <w:rPr>
-          <w:szCs w:val="28"/>
-        </w:rPr>
-        <w:t>豐神</w:t>
-      </w:r>
-      <w:proofErr w:type="gramEnd"/>
-      <w:r>
-        <w:rPr>
-          <w:szCs w:val="28"/>
-        </w:rPr>
-        <w:t xml:space="preserve">:精神飽滿。 </w:t>
-      </w:r>
-      <w:proofErr w:type="gramStart"/>
-      <w:r>
-        <w:rPr>
-          <w:szCs w:val="28"/>
-        </w:rPr>
-        <w:t>俊朗</w:t>
-      </w:r>
-      <w:proofErr w:type="gramEnd"/>
-      <w:r>
-        <w:rPr>
-          <w:szCs w:val="28"/>
-        </w:rPr>
-        <w:t>:指相貌俊美爽朗</w:t>
-      </w:r>
-      <w:r>
-        <w:rPr>
-          <w:rFonts w:hint="eastAsia"/>
-          <w:szCs w:val="28"/>
-        </w:rPr>
-        <w:t>。</w:t>
-      </w:r>
-    </w:p>
-    <w:p>
-      <w:pPr>
-        <w:pStyle w:val="a9"/>
-        <w:numPr>
-          <w:ilvl w:val="0"/>
-          <w:numId w:val="14"/>
-        </w:numPr>
-        <w:spacing w:line="400" w:lineRule="exact"/>
-        <w:ind w:leftChars="0" w:right="0"/>
-        <w:rPr>
-          <w:szCs w:val="28"/>
-        </w:rPr>
-      </w:pPr>
-      <w:r>
-        <w:rPr>
-          <w:rFonts w:hint="eastAsia"/>
-          <w:szCs w:val="28"/>
-        </w:rPr>
-        <w:t>寓理：</w:t>
-      </w:r>
-      <w:r>
-        <w:rPr>
-          <w:rFonts w:hint="eastAsia"/>
-          <w:szCs w:val="28"/>
-        </w:rPr>
-        <w:t>將某種理論、道理</w:t>
-      </w:r>
-      <w:r>
-        <w:rPr>
-          <w:rFonts w:hint="eastAsia"/>
-          <w:szCs w:val="28"/>
-        </w:rPr>
-        <w:t>，</w:t>
-      </w:r>
-      <w:r>
-        <w:rPr>
-          <w:szCs w:val="28"/>
-        </w:rPr>
-        <w:t>寄寓於某件事</w:t>
-      </w:r>
-      <w:r>
-        <w:rPr>
-          <w:szCs w:val="28"/>
-        </w:rPr>
-        <w:t>，</w:t>
-      </w:r>
-      <w:r>
-        <w:rPr>
-          <w:szCs w:val="28"/>
-        </w:rPr>
-        <w:t>或以這件事為引子</w:t>
-      </w:r>
-      <w:r>
-        <w:rPr>
-          <w:szCs w:val="28"/>
-        </w:rPr>
-        <w:t>，</w:t>
-      </w:r>
-      <w:r>
-        <w:rPr>
-          <w:szCs w:val="28"/>
-        </w:rPr>
-        <w:t>或在完成這件事的過程中</w:t>
-      </w:r>
-      <w:r>
-        <w:rPr>
-          <w:szCs w:val="28"/>
-        </w:rPr>
-        <w:t>，</w:t>
-      </w:r>
-      <w:r>
-        <w:rPr>
-          <w:szCs w:val="28"/>
-        </w:rPr>
-        <w:t>將某種理論、道理揭示出來</w:t>
-      </w:r>
-      <w:r>
-        <w:rPr>
-          <w:szCs w:val="28"/>
-        </w:rPr>
-        <w:t>，</w:t>
-      </w:r>
-      <w:r>
-        <w:rPr>
-          <w:szCs w:val="28"/>
-        </w:rPr>
-        <w:t>以達到啟發、教育人的目的。</w:t>
+      <w:r>
+        <w:rPr>
+          <w:rFonts w:hint="eastAsia"/>
+          <w:szCs w:val="28"/>
+        </w:rPr>
+        <w:t>透過對微小、具體事物的描寫，來呈現宏大、深遠或抽象的概念與哲理。這是一種取材策略。文學創作不必面面俱到，往往「點」的力量遠大於「面」。在《遊園不值》中，牆內的滿園春色極大，但詩人只寫了牆外「一枝」紅杏（小）。這一枝小小的紅杏，不僅代表了春天的到來，更象徵了春天那種不可阻擋、生機勃勃的「整體力量」（大）。透過這個精巧的截面，讀者可以從極小的視角中，感受到宇宙萬物運行的宏大道理。</w:t>
       </w:r>
     </w:p>
     <w:sectPr>
-      <w:footerReference w:type="default" r:id="rId12"/>
+      <w:footerReference w:type="default" r:id="rId8"/>
       <w:pgSz w:w="11906" w:h="16838"/>
       <w:pgMar w:top="567" w:right="851" w:bottom="567" w:left="851" w:header="0" w:footer="0" w:gutter="0"/>
       <w:cols w:space="720"/>
@@ -2839,7 +1849,7 @@
 </file>
 
 <file path=word/endnotes.xml><?xml version="1.0" encoding="utf-8"?>
-<w:endnotes xmlns:wpc="http://schemas.microsoft.com/office/word/2010/wordprocessingCanvas" xmlns:cx="http://schemas.microsoft.com/office/drawing/2014/chartex" xmlns:cx1="http://schemas.microsoft.com/office/drawing/2015/9/8/chartex" xmlns:cx2="http://schemas.microsoft.com/office/drawing/2015/10/21/chartex" xmlns:cx3="http://schemas.microsoft.com/office/drawing/2016/5/9/chartex" xmlns:cx4="http://schemas.microsoft.com/office/drawing/2016/5/10/chartex" xmlns:cx5="http://schemas.microsoft.com/office/drawing/2016/5/11/chartex" xmlns:cx6="http://schemas.microsoft.com/office/drawing/2016/5/12/chartex" xmlns:cx7="http://schemas.microsoft.com/office/drawing/2016/5/13/chartex" xmlns:cx8="http://schemas.microsoft.com/office/drawing/2016/5/14/chartex" xmlns:mc="http://schemas.openxmlformats.org/markup-compatibility/2006" xmlns:aink="http://schemas.microsoft.com/office/drawing/2016/ink" xmlns:am3d="http://schemas.microsoft.com/office/drawing/2017/model3d" xmlns:o="urn:schemas-microsoft-com:office:office" xmlns:oel="http://schemas.microsoft.com/office/2019/extlst" xmlns:r="http://schemas.openxmlformats.org/officeDocument/2006/relationships" xmlns:m="http://schemas.openxmlformats.org/officeDocument/2006/math" xmlns:v="urn:schemas-microsoft-com:vml" xmlns:wp14="http://schemas.microsoft.com/office/word/2010/wordprocessingDrawing" xmlns:wp="http://schemas.openxmlformats.org/drawingml/2006/wordprocessingDrawing" xmlns:w10="urn:schemas-microsoft-com:office:word" xmlns:w="http://schemas.openxmlformats.org/wordprocessingml/2006/main" xmlns:w14="http://schemas.microsoft.com/office/word/2010/wordml" xmlns:w15="http://schemas.microsoft.com/office/word/2012/wordml" xmlns:w16cex="http://schemas.microsoft.com/office/word/2018/wordml/cex" xmlns:w16cid="http://schemas.microsoft.com/office/word/2016/wordml/cid" xmlns:w16="http://schemas.microsoft.com/office/word/2018/wordml" xmlns:w16du="http://schemas.microsoft.com/office/word/2023/wordml/word16du" xmlns:w16sdtdh="http://schemas.microsoft.com/office/word/2020/wordml/sdtdatahash" xmlns:w16se="http://schemas.microsoft.com/office/word/2015/wordml/symex" xmlns:wpg="http://schemas.microsoft.com/office/word/2010/wordprocessingGroup" xmlns:wpi="http://schemas.microsoft.com/office/word/2010/wordprocessingInk" xmlns:wne="http://schemas.microsoft.com/office/word/2006/wordml" xmlns:wps="http://schemas.microsoft.com/office/word/2010/wordprocessingShape" mc:Ignorable="w14 w15 w16se w16cid w16 w16cex w16sdtdh wp14">
+<w:endnotes xmlns:wpc="http://schemas.microsoft.com/office/word/2010/wordprocessingCanvas" xmlns:cx="http://schemas.microsoft.com/office/drawing/2014/chartex" xmlns:cx1="http://schemas.microsoft.com/office/drawing/2015/9/8/chartex" xmlns:cx2="http://schemas.microsoft.com/office/drawing/2015/10/21/chartex" xmlns:cx3="http://schemas.microsoft.com/office/drawing/2016/5/9/chartex" xmlns:cx4="http://schemas.microsoft.com/office/drawing/2016/5/10/chartex" xmlns:cx5="http://schemas.microsoft.com/office/drawing/2016/5/11/chartex" xmlns:cx6="http://schemas.microsoft.com/office/drawing/2016/5/12/chartex" xmlns:cx7="http://schemas.microsoft.com/office/drawing/2016/5/13/chartex" xmlns:cx8="http://schemas.microsoft.com/office/drawing/2016/5/14/chartex" xmlns:mc="http://schemas.openxmlformats.org/markup-compatibility/2006" xmlns:aink="http://schemas.microsoft.com/office/drawing/2016/ink" xmlns:am3d="http://schemas.microsoft.com/office/drawing/2017/model3d" xmlns:o="urn:schemas-microsoft-com:office:office" xmlns:r="http://schemas.openxmlformats.org/officeDocument/2006/relationships" xmlns:m="http://schemas.openxmlformats.org/officeDocument/2006/math" xmlns:v="urn:schemas-microsoft-com:vml" xmlns:wp14="http://schemas.microsoft.com/office/word/2010/wordprocessingDrawing" xmlns:wp="http://schemas.openxmlformats.org/drawingml/2006/wordprocessingDrawing" xmlns:w10="urn:schemas-microsoft-com:office:word" xmlns:w="http://schemas.openxmlformats.org/wordprocessingml/2006/main" xmlns:w14="http://schemas.microsoft.com/office/word/2010/wordml" xmlns:w15="http://schemas.microsoft.com/office/word/2012/wordml" xmlns:w16cex="http://schemas.microsoft.com/office/word/2018/wordml/cex" xmlns:w16cid="http://schemas.microsoft.com/office/word/2016/wordml/cid" xmlns:w16="http://schemas.microsoft.com/office/word/2018/wordml" xmlns:w16sdtdh="http://schemas.microsoft.com/office/word/2020/wordml/sdtdatahash" xmlns:w16se="http://schemas.microsoft.com/office/word/2015/wordml/symex" xmlns:wpg="http://schemas.microsoft.com/office/word/2010/wordprocessingGroup" xmlns:wpi="http://schemas.microsoft.com/office/word/2010/wordprocessingInk" xmlns:wne="http://schemas.microsoft.com/office/word/2006/wordml" xmlns:wps="http://schemas.microsoft.com/office/word/2010/wordprocessingShape" mc:Ignorable="w14 w15 w16se w16cid w16 w16cex w16sdtdh wp14">
   <w:endnote w:type="separator" w:id="-1">
     <w:p>
       <w:pPr>
@@ -2864,7 +1874,7 @@
 </file>
 
 <file path=word/footer1.xml><?xml version="1.0" encoding="utf-8"?>
-<w:ftr xmlns:wpc="http://schemas.microsoft.com/office/word/2010/wordprocessingCanvas" xmlns:cx="http://schemas.microsoft.com/office/drawing/2014/chartex" xmlns:cx1="http://schemas.microsoft.com/office/drawing/2015/9/8/chartex" xmlns:cx2="http://schemas.microsoft.com/office/drawing/2015/10/21/chartex" xmlns:cx3="http://schemas.microsoft.com/office/drawing/2016/5/9/chartex" xmlns:cx4="http://schemas.microsoft.com/office/drawing/2016/5/10/chartex" xmlns:cx5="http://schemas.microsoft.com/office/drawing/2016/5/11/chartex" xmlns:cx6="http://schemas.microsoft.com/office/drawing/2016/5/12/chartex" xmlns:cx7="http://schemas.microsoft.com/office/drawing/2016/5/13/chartex" xmlns:cx8="http://schemas.microsoft.com/office/drawing/2016/5/14/chartex" xmlns:mc="http://schemas.openxmlformats.org/markup-compatibility/2006" xmlns:aink="http://schemas.microsoft.com/office/drawing/2016/ink" xmlns:am3d="http://schemas.microsoft.com/office/drawing/2017/model3d" xmlns:o="urn:schemas-microsoft-com:office:office" xmlns:oel="http://schemas.microsoft.com/office/2019/extlst" xmlns:r="http://schemas.openxmlformats.org/officeDocument/2006/relationships" xmlns:m="http://schemas.openxmlformats.org/officeDocument/2006/math" xmlns:v="urn:schemas-microsoft-com:vml" xmlns:wp14="http://schemas.microsoft.com/office/word/2010/wordprocessingDrawing" xmlns:wp="http://schemas.openxmlformats.org/drawingml/2006/wordprocessingDrawing" xmlns:w10="urn:schemas-microsoft-com:office:word" xmlns:w="http://schemas.openxmlformats.org/wordprocessingml/2006/main" xmlns:w14="http://schemas.microsoft.com/office/word/2010/wordml" xmlns:w15="http://schemas.microsoft.com/office/word/2012/wordml" xmlns:w16cex="http://schemas.microsoft.com/office/word/2018/wordml/cex" xmlns:w16cid="http://schemas.microsoft.com/office/word/2016/wordml/cid" xmlns:w16="http://schemas.microsoft.com/office/word/2018/wordml" xmlns:w16du="http://schemas.microsoft.com/office/word/2023/wordml/word16du" xmlns:w16sdtdh="http://schemas.microsoft.com/office/word/2020/wordml/sdtdatahash" xmlns:w16se="http://schemas.microsoft.com/office/word/2015/wordml/symex" xmlns:wpg="http://schemas.microsoft.com/office/word/2010/wordprocessingGroup" xmlns:wpi="http://schemas.microsoft.com/office/word/2010/wordprocessingInk" xmlns:wne="http://schemas.microsoft.com/office/word/2006/wordml" xmlns:wps="http://schemas.microsoft.com/office/word/2010/wordprocessingShape" mc:Ignorable="w14 w15 w16se w16cid w16 w16cex w16sdtdh wp14">
+<w:ftr xmlns:wpc="http://schemas.microsoft.com/office/word/2010/wordprocessingCanvas" xmlns:cx="http://schemas.microsoft.com/office/drawing/2014/chartex" xmlns:cx1="http://schemas.microsoft.com/office/drawing/2015/9/8/chartex" xmlns:cx2="http://schemas.microsoft.com/office/drawing/2015/10/21/chartex" xmlns:cx3="http://schemas.microsoft.com/office/drawing/2016/5/9/chartex" xmlns:cx4="http://schemas.microsoft.com/office/drawing/2016/5/10/chartex" xmlns:cx5="http://schemas.microsoft.com/office/drawing/2016/5/11/chartex" xmlns:cx6="http://schemas.microsoft.com/office/drawing/2016/5/12/chartex" xmlns:cx7="http://schemas.microsoft.com/office/drawing/2016/5/13/chartex" xmlns:cx8="http://schemas.microsoft.com/office/drawing/2016/5/14/chartex" xmlns:mc="http://schemas.openxmlformats.org/markup-compatibility/2006" xmlns:aink="http://schemas.microsoft.com/office/drawing/2016/ink" xmlns:am3d="http://schemas.microsoft.com/office/drawing/2017/model3d" xmlns:o="urn:schemas-microsoft-com:office:office" xmlns:r="http://schemas.openxmlformats.org/officeDocument/2006/relationships" xmlns:m="http://schemas.openxmlformats.org/officeDocument/2006/math" xmlns:v="urn:schemas-microsoft-com:vml" xmlns:wp14="http://schemas.microsoft.com/office/word/2010/wordprocessingDrawing" xmlns:wp="http://schemas.openxmlformats.org/drawingml/2006/wordprocessingDrawing" xmlns:w10="urn:schemas-microsoft-com:office:word" xmlns:w="http://schemas.openxmlformats.org/wordprocessingml/2006/main" xmlns:w14="http://schemas.microsoft.com/office/word/2010/wordml" xmlns:w15="http://schemas.microsoft.com/office/word/2012/wordml" xmlns:w16cex="http://schemas.microsoft.com/office/word/2018/wordml/cex" xmlns:w16cid="http://schemas.microsoft.com/office/word/2016/wordml/cid" xmlns:w16="http://schemas.microsoft.com/office/word/2018/wordml" xmlns:w16sdtdh="http://schemas.microsoft.com/office/word/2020/wordml/sdtdatahash" xmlns:w16se="http://schemas.microsoft.com/office/word/2015/wordml/symex" xmlns:wpg="http://schemas.microsoft.com/office/word/2010/wordprocessingGroup" xmlns:wpi="http://schemas.microsoft.com/office/word/2010/wordprocessingInk" xmlns:wne="http://schemas.microsoft.com/office/word/2006/wordml" xmlns:wps="http://schemas.microsoft.com/office/word/2010/wordprocessingShape" mc:Ignorable="w14 w15 w16se w16cid w16 w16cex w16sdtdh wp14">
   <w:sdt>
     <w:sdtPr>
       <w:id w:val="1495451635"/>
@@ -2873,10 +1883,12 @@
         <w:docPartUnique/>
       </w:docPartObj>
     </w:sdtPr>
+    <w:sdtEndPr/>
     <w:sdtContent>
       <w:p>
         <w:pPr>
           <w:pStyle w:val="a5"/>
+          <w:ind w:right="-2"/>
           <w:jc w:val="right"/>
         </w:pPr>
         <w:r>
@@ -2915,7 +1927,7 @@
 </file>
 
 <file path=word/footnotes.xml><?xml version="1.0" encoding="utf-8"?>
-<w:footnotes xmlns:wpc="http://schemas.microsoft.com/office/word/2010/wordprocessingCanvas" xmlns:cx="http://schemas.microsoft.com/office/drawing/2014/chartex" xmlns:cx1="http://schemas.microsoft.com/office/drawing/2015/9/8/chartex" xmlns:cx2="http://schemas.microsoft.com/office/drawing/2015/10/21/chartex" xmlns:cx3="http://schemas.microsoft.com/office/drawing/2016/5/9/chartex" xmlns:cx4="http://schemas.microsoft.com/office/drawing/2016/5/10/chartex" xmlns:cx5="http://schemas.microsoft.com/office/drawing/2016/5/11/chartex" xmlns:cx6="http://schemas.microsoft.com/office/drawing/2016/5/12/chartex" xmlns:cx7="http://schemas.microsoft.com/office/drawing/2016/5/13/chartex" xmlns:cx8="http://schemas.microsoft.com/office/drawing/2016/5/14/chartex" xmlns:mc="http://schemas.openxmlformats.org/markup-compatibility/2006" xmlns:aink="http://schemas.microsoft.com/office/drawing/2016/ink" xmlns:am3d="http://schemas.microsoft.com/office/drawing/2017/model3d" xmlns:o="urn:schemas-microsoft-com:office:office" xmlns:oel="http://schemas.microsoft.com/office/2019/extlst" xmlns:r="http://schemas.openxmlformats.org/officeDocument/2006/relationships" xmlns:m="http://schemas.openxmlformats.org/officeDocument/2006/math" xmlns:v="urn:schemas-microsoft-com:vml" xmlns:wp14="http://schemas.microsoft.com/office/word/2010/wordprocessingDrawing" xmlns:wp="http://schemas.openxmlformats.org/drawingml/2006/wordprocessingDrawing" xmlns:w10="urn:schemas-microsoft-com:office:word" xmlns:w="http://schemas.openxmlformats.org/wordprocessingml/2006/main" xmlns:w14="http://schemas.microsoft.com/office/word/2010/wordml" xmlns:w15="http://schemas.microsoft.com/office/word/2012/wordml" xmlns:w16cex="http://schemas.microsoft.com/office/word/2018/wordml/cex" xmlns:w16cid="http://schemas.microsoft.com/office/word/2016/wordml/cid" xmlns:w16="http://schemas.microsoft.com/office/word/2018/wordml" xmlns:w16du="http://schemas.microsoft.com/office/word/2023/wordml/word16du" xmlns:w16sdtdh="http://schemas.microsoft.com/office/word/2020/wordml/sdtdatahash" xmlns:w16se="http://schemas.microsoft.com/office/word/2015/wordml/symex" xmlns:wpg="http://schemas.microsoft.com/office/word/2010/wordprocessingGroup" xmlns:wpi="http://schemas.microsoft.com/office/word/2010/wordprocessingInk" xmlns:wne="http://schemas.microsoft.com/office/word/2006/wordml" xmlns:wps="http://schemas.microsoft.com/office/word/2010/wordprocessingShape" mc:Ignorable="w14 w15 w16se w16cid w16 w16cex w16sdtdh wp14">
+<w:footnotes xmlns:wpc="http://schemas.microsoft.com/office/word/2010/wordprocessingCanvas" xmlns:cx="http://schemas.microsoft.com/office/drawing/2014/chartex" xmlns:cx1="http://schemas.microsoft.com/office/drawing/2015/9/8/chartex" xmlns:cx2="http://schemas.microsoft.com/office/drawing/2015/10/21/chartex" xmlns:cx3="http://schemas.microsoft.com/office/drawing/2016/5/9/chartex" xmlns:cx4="http://schemas.microsoft.com/office/drawing/2016/5/10/chartex" xmlns:cx5="http://schemas.microsoft.com/office/drawing/2016/5/11/chartex" xmlns:cx6="http://schemas.microsoft.com/office/drawing/2016/5/12/chartex" xmlns:cx7="http://schemas.microsoft.com/office/drawing/2016/5/13/chartex" xmlns:cx8="http://schemas.microsoft.com/office/drawing/2016/5/14/chartex" xmlns:mc="http://schemas.openxmlformats.org/markup-compatibility/2006" xmlns:aink="http://schemas.microsoft.com/office/drawing/2016/ink" xmlns:am3d="http://schemas.microsoft.com/office/drawing/2017/model3d" xmlns:o="urn:schemas-microsoft-com:office:office" xmlns:r="http://schemas.openxmlformats.org/officeDocument/2006/relationships" xmlns:m="http://schemas.openxmlformats.org/officeDocument/2006/math" xmlns:v="urn:schemas-microsoft-com:vml" xmlns:wp14="http://schemas.microsoft.com/office/word/2010/wordprocessingDrawing" xmlns:wp="http://schemas.openxmlformats.org/drawingml/2006/wordprocessingDrawing" xmlns:w10="urn:schemas-microsoft-com:office:word" xmlns:w="http://schemas.openxmlformats.org/wordprocessingml/2006/main" xmlns:w14="http://schemas.microsoft.com/office/word/2010/wordml" xmlns:w15="http://schemas.microsoft.com/office/word/2012/wordml" xmlns:w16cex="http://schemas.microsoft.com/office/word/2018/wordml/cex" xmlns:w16cid="http://schemas.microsoft.com/office/word/2016/wordml/cid" xmlns:w16="http://schemas.microsoft.com/office/word/2018/wordml" xmlns:w16sdtdh="http://schemas.microsoft.com/office/word/2020/wordml/sdtdatahash" xmlns:w16se="http://schemas.microsoft.com/office/word/2015/wordml/symex" xmlns:wpg="http://schemas.microsoft.com/office/word/2010/wordprocessingGroup" xmlns:wpi="http://schemas.microsoft.com/office/word/2010/wordprocessingInk" xmlns:wne="http://schemas.microsoft.com/office/word/2006/wordml" xmlns:wps="http://schemas.microsoft.com/office/word/2010/wordprocessingShape" mc:Ignorable="w14 w15 w16se w16cid w16 w16cex w16sdtdh wp14">
   <w:footnote w:type="separator" w:id="-1">
     <w:p>
       <w:pPr>
@@ -2940,7 +1952,7 @@
 </file>
 
 <file path=word/numbering.xml><?xml version="1.0" encoding="utf-8"?>
-<w:numbering xmlns:wpc="http://schemas.microsoft.com/office/word/2010/wordprocessingCanvas" xmlns:cx="http://schemas.microsoft.com/office/drawing/2014/chartex" xmlns:cx1="http://schemas.microsoft.com/office/drawing/2015/9/8/chartex" xmlns:cx2="http://schemas.microsoft.com/office/drawing/2015/10/21/chartex" xmlns:cx3="http://schemas.microsoft.com/office/drawing/2016/5/9/chartex" xmlns:cx4="http://schemas.microsoft.com/office/drawing/2016/5/10/chartex" xmlns:cx5="http://schemas.microsoft.com/office/drawing/2016/5/11/chartex" xmlns:cx6="http://schemas.microsoft.com/office/drawing/2016/5/12/chartex" xmlns:cx7="http://schemas.microsoft.com/office/drawing/2016/5/13/chartex" xmlns:cx8="http://schemas.microsoft.com/office/drawing/2016/5/14/chartex" xmlns:mc="http://schemas.openxmlformats.org/markup-compatibility/2006" xmlns:aink="http://schemas.microsoft.com/office/drawing/2016/ink" xmlns:am3d="http://schemas.microsoft.com/office/drawing/2017/model3d" xmlns:o="urn:schemas-microsoft-com:office:office" xmlns:oel="http://schemas.microsoft.com/office/2019/extlst" xmlns:r="http://schemas.openxmlformats.org/officeDocument/2006/relationships" xmlns:m="http://schemas.openxmlformats.org/officeDocument/2006/math" xmlns:v="urn:schemas-microsoft-com:vml" xmlns:wp14="http://schemas.microsoft.com/office/word/2010/wordprocessingDrawing" xmlns:wp="http://schemas.openxmlformats.org/drawingml/2006/wordprocessingDrawing" xmlns:w10="urn:schemas-microsoft-com:office:word" xmlns:w="http://schemas.openxmlformats.org/wordprocessingml/2006/main" xmlns:w14="http://schemas.microsoft.com/office/word/2010/wordml" xmlns:w15="http://schemas.microsoft.com/office/word/2012/wordml" xmlns:w16cex="http://schemas.microsoft.com/office/word/2018/wordml/cex" xmlns:w16cid="http://schemas.microsoft.com/office/word/2016/wordml/cid" xmlns:w16="http://schemas.microsoft.com/office/word/2018/wordml" xmlns:w16du="http://schemas.microsoft.com/office/word/2023/wordml/word16du" xmlns:w16sdtdh="http://schemas.microsoft.com/office/word/2020/wordml/sdtdatahash" xmlns:w16se="http://schemas.microsoft.com/office/word/2015/wordml/symex" xmlns:wpg="http://schemas.microsoft.com/office/word/2010/wordprocessingGroup" xmlns:wpi="http://schemas.microsoft.com/office/word/2010/wordprocessingInk" xmlns:wne="http://schemas.microsoft.com/office/word/2006/wordml" xmlns:wps="http://schemas.microsoft.com/office/word/2010/wordprocessingShape" mc:Ignorable="w14 w15 w16se w16cid w16 w16cex w16sdtdh wp14">
+<w:numbering xmlns:wpc="http://schemas.microsoft.com/office/word/2010/wordprocessingCanvas" xmlns:cx="http://schemas.microsoft.com/office/drawing/2014/chartex" xmlns:cx1="http://schemas.microsoft.com/office/drawing/2015/9/8/chartex" xmlns:cx2="http://schemas.microsoft.com/office/drawing/2015/10/21/chartex" xmlns:cx3="http://schemas.microsoft.com/office/drawing/2016/5/9/chartex" xmlns:cx4="http://schemas.microsoft.com/office/drawing/2016/5/10/chartex" xmlns:cx5="http://schemas.microsoft.com/office/drawing/2016/5/11/chartex" xmlns:cx6="http://schemas.microsoft.com/office/drawing/2016/5/12/chartex" xmlns:cx7="http://schemas.microsoft.com/office/drawing/2016/5/13/chartex" xmlns:cx8="http://schemas.microsoft.com/office/drawing/2016/5/14/chartex" xmlns:mc="http://schemas.openxmlformats.org/markup-compatibility/2006" xmlns:aink="http://schemas.microsoft.com/office/drawing/2016/ink" xmlns:am3d="http://schemas.microsoft.com/office/drawing/2017/model3d" xmlns:o="urn:schemas-microsoft-com:office:office" xmlns:r="http://schemas.openxmlformats.org/officeDocument/2006/relationships" xmlns:m="http://schemas.openxmlformats.org/officeDocument/2006/math" xmlns:v="urn:schemas-microsoft-com:vml" xmlns:wp14="http://schemas.microsoft.com/office/word/2010/wordprocessingDrawing" xmlns:wp="http://schemas.openxmlformats.org/drawingml/2006/wordprocessingDrawing" xmlns:w10="urn:schemas-microsoft-com:office:word" xmlns:w="http://schemas.openxmlformats.org/wordprocessingml/2006/main" xmlns:w14="http://schemas.microsoft.com/office/word/2010/wordml" xmlns:w15="http://schemas.microsoft.com/office/word/2012/wordml" xmlns:w16cex="http://schemas.microsoft.com/office/word/2018/wordml/cex" xmlns:w16cid="http://schemas.microsoft.com/office/word/2016/wordml/cid" xmlns:w16="http://schemas.microsoft.com/office/word/2018/wordml" xmlns:w16sdtdh="http://schemas.microsoft.com/office/word/2020/wordml/sdtdatahash" xmlns:w16se="http://schemas.microsoft.com/office/word/2015/wordml/symex" xmlns:wpg="http://schemas.microsoft.com/office/word/2010/wordprocessingGroup" xmlns:wpi="http://schemas.microsoft.com/office/word/2010/wordprocessingInk" xmlns:wne="http://schemas.microsoft.com/office/word/2006/wordml" xmlns:wps="http://schemas.microsoft.com/office/word/2010/wordprocessingShape" mc:Ignorable="w14 w15 w16se w16cid w16 w16cex w16sdtdh wp14">
   <w:abstractNum w:abstractNumId="0" w15:restartNumberingAfterBreak="0">
     <w:nsid w:val="004D26E9"/>
     <w:multiLevelType w:val="hybridMultilevel"/>
@@ -3340,6 +2352,119 @@
     </w:lvl>
   </w:abstractNum>
   <w:abstractNum w:abstractNumId="4" w15:restartNumberingAfterBreak="0">
+    <w:nsid w:val="0A365B53"/>
+    <w:multiLevelType w:val="hybridMultilevel"/>
+    <w:tmpl w:val="2CD8E98C"/>
+    <w:lvl w:ilvl="0" w:tplc="04090003">
+      <w:start w:val="1"/>
+      <w:numFmt w:val="bullet"/>
+      <w:lvlText w:val=""/>
+      <w:lvlJc w:val="left"/>
+      <w:pPr>
+        <w:ind w:left="764" w:hanging="480"/>
+      </w:pPr>
+      <w:rPr>
+        <w:rFonts w:ascii="Wingdings" w:hAnsi="Wingdings" w:hint="default"/>
+      </w:rPr>
+    </w:lvl>
+    <w:lvl w:ilvl="1" w:tplc="04090003" w:tentative="1">
+      <w:start w:val="1"/>
+      <w:numFmt w:val="bullet"/>
+      <w:lvlText w:val=""/>
+      <w:lvlJc w:val="left"/>
+      <w:pPr>
+        <w:ind w:left="1244" w:hanging="480"/>
+      </w:pPr>
+      <w:rPr>
+        <w:rFonts w:ascii="Wingdings" w:hAnsi="Wingdings" w:hint="default"/>
+      </w:rPr>
+    </w:lvl>
+    <w:lvl w:ilvl="2" w:tplc="04090005" w:tentative="1">
+      <w:start w:val="1"/>
+      <w:numFmt w:val="bullet"/>
+      <w:lvlText w:val=""/>
+      <w:lvlJc w:val="left"/>
+      <w:pPr>
+        <w:ind w:left="1724" w:hanging="480"/>
+      </w:pPr>
+      <w:rPr>
+        <w:rFonts w:ascii="Wingdings" w:hAnsi="Wingdings" w:hint="default"/>
+      </w:rPr>
+    </w:lvl>
+    <w:lvl w:ilvl="3" w:tplc="04090001" w:tentative="1">
+      <w:start w:val="1"/>
+      <w:numFmt w:val="bullet"/>
+      <w:lvlText w:val=""/>
+      <w:lvlJc w:val="left"/>
+      <w:pPr>
+        <w:ind w:left="2204" w:hanging="480"/>
+      </w:pPr>
+      <w:rPr>
+        <w:rFonts w:ascii="Wingdings" w:hAnsi="Wingdings" w:hint="default"/>
+      </w:rPr>
+    </w:lvl>
+    <w:lvl w:ilvl="4" w:tplc="04090003" w:tentative="1">
+      <w:start w:val="1"/>
+      <w:numFmt w:val="bullet"/>
+      <w:lvlText w:val=""/>
+      <w:lvlJc w:val="left"/>
+      <w:pPr>
+        <w:ind w:left="2684" w:hanging="480"/>
+      </w:pPr>
+      <w:rPr>
+        <w:rFonts w:ascii="Wingdings" w:hAnsi="Wingdings" w:hint="default"/>
+      </w:rPr>
+    </w:lvl>
+    <w:lvl w:ilvl="5" w:tplc="04090005" w:tentative="1">
+      <w:start w:val="1"/>
+      <w:numFmt w:val="bullet"/>
+      <w:lvlText w:val=""/>
+      <w:lvlJc w:val="left"/>
+      <w:pPr>
+        <w:ind w:left="3164" w:hanging="480"/>
+      </w:pPr>
+      <w:rPr>
+        <w:rFonts w:ascii="Wingdings" w:hAnsi="Wingdings" w:hint="default"/>
+      </w:rPr>
+    </w:lvl>
+    <w:lvl w:ilvl="6" w:tplc="04090001" w:tentative="1">
+      <w:start w:val="1"/>
+      <w:numFmt w:val="bullet"/>
+      <w:lvlText w:val=""/>
+      <w:lvlJc w:val="left"/>
+      <w:pPr>
+        <w:ind w:left="3644" w:hanging="480"/>
+      </w:pPr>
+      <w:rPr>
+        <w:rFonts w:ascii="Wingdings" w:hAnsi="Wingdings" w:hint="default"/>
+      </w:rPr>
+    </w:lvl>
+    <w:lvl w:ilvl="7" w:tplc="04090003" w:tentative="1">
+      <w:start w:val="1"/>
+      <w:numFmt w:val="bullet"/>
+      <w:lvlText w:val=""/>
+      <w:lvlJc w:val="left"/>
+      <w:pPr>
+        <w:ind w:left="4124" w:hanging="480"/>
+      </w:pPr>
+      <w:rPr>
+        <w:rFonts w:ascii="Wingdings" w:hAnsi="Wingdings" w:hint="default"/>
+      </w:rPr>
+    </w:lvl>
+    <w:lvl w:ilvl="8" w:tplc="04090005" w:tentative="1">
+      <w:start w:val="1"/>
+      <w:numFmt w:val="bullet"/>
+      <w:lvlText w:val=""/>
+      <w:lvlJc w:val="left"/>
+      <w:pPr>
+        <w:ind w:left="4604" w:hanging="480"/>
+      </w:pPr>
+      <w:rPr>
+        <w:rFonts w:ascii="Wingdings" w:hAnsi="Wingdings" w:hint="default"/>
+      </w:rPr>
+    </w:lvl>
+  </w:abstractNum>
+  <w:abstractNum w:abstractNumId="5" w15:restartNumberingAfterBreak="0">
     <w:nsid w:val="0E8F458C"/>
     <w:multiLevelType w:val="hybridMultilevel"/>
     <w:tmpl w:val="99BC683A"/>
@@ -3425,7 +2550,7 @@
       </w:pPr>
     </w:lvl>
   </w:abstractNum>
-  <w:abstractNum w:abstractNumId="5" w15:restartNumberingAfterBreak="0">
+  <w:abstractNum w:abstractNumId="6" w15:restartNumberingAfterBreak="0">
     <w:nsid w:val="0F7F2EAD"/>
     <w:multiLevelType w:val="hybridMultilevel"/>
     <w:tmpl w:val="A0D80C02"/>
@@ -3511,7 +2636,7 @@
       </w:pPr>
     </w:lvl>
   </w:abstractNum>
-  <w:abstractNum w:abstractNumId="6" w15:restartNumberingAfterBreak="0">
+  <w:abstractNum w:abstractNumId="7" w15:restartNumberingAfterBreak="0">
     <w:nsid w:val="11C27508"/>
     <w:multiLevelType w:val="hybridMultilevel"/>
     <w:tmpl w:val="0412A47C"/>
@@ -3597,7 +2722,7 @@
       </w:pPr>
     </w:lvl>
   </w:abstractNum>
-  <w:abstractNum w:abstractNumId="7" w15:restartNumberingAfterBreak="0">
+  <w:abstractNum w:abstractNumId="8" w15:restartNumberingAfterBreak="0">
     <w:nsid w:val="15EF273B"/>
     <w:multiLevelType w:val="hybridMultilevel"/>
     <w:tmpl w:val="F7A658C6"/>
@@ -3710,7 +2835,7 @@
       </w:rPr>
     </w:lvl>
   </w:abstractNum>
-  <w:abstractNum w:abstractNumId="8" w15:restartNumberingAfterBreak="0">
+  <w:abstractNum w:abstractNumId="9" w15:restartNumberingAfterBreak="0">
     <w:nsid w:val="1BB474D9"/>
     <w:multiLevelType w:val="hybridMultilevel"/>
     <w:tmpl w:val="01427AA6"/>
@@ -3823,7 +2948,7 @@
       </w:rPr>
     </w:lvl>
   </w:abstractNum>
-  <w:abstractNum w:abstractNumId="9" w15:restartNumberingAfterBreak="0">
+  <w:abstractNum w:abstractNumId="10" w15:restartNumberingAfterBreak="0">
     <w:nsid w:val="1CFF2262"/>
     <w:multiLevelType w:val="hybridMultilevel"/>
     <w:tmpl w:val="A00C7B90"/>
@@ -3936,7 +3061,7 @@
       </w:rPr>
     </w:lvl>
   </w:abstractNum>
-  <w:abstractNum w:abstractNumId="10" w15:restartNumberingAfterBreak="0">
+  <w:abstractNum w:abstractNumId="11" w15:restartNumberingAfterBreak="0">
     <w:nsid w:val="23151F18"/>
     <w:multiLevelType w:val="hybridMultilevel"/>
     <w:tmpl w:val="F65494B0"/>
@@ -4025,7 +3150,7 @@
       </w:pPr>
     </w:lvl>
   </w:abstractNum>
-  <w:abstractNum w:abstractNumId="11" w15:restartNumberingAfterBreak="0">
+  <w:abstractNum w:abstractNumId="12" w15:restartNumberingAfterBreak="0">
     <w:nsid w:val="25295FDB"/>
     <w:multiLevelType w:val="hybridMultilevel"/>
     <w:tmpl w:val="93C4289C"/>
@@ -4138,7 +3263,7 @@
       </w:rPr>
     </w:lvl>
   </w:abstractNum>
-  <w:abstractNum w:abstractNumId="12" w15:restartNumberingAfterBreak="0">
+  <w:abstractNum w:abstractNumId="13" w15:restartNumberingAfterBreak="0">
     <w:nsid w:val="26B659BE"/>
     <w:multiLevelType w:val="hybridMultilevel"/>
     <w:tmpl w:val="325682B6"/>
@@ -4251,7 +3376,7 @@
       </w:rPr>
     </w:lvl>
   </w:abstractNum>
-  <w:abstractNum w:abstractNumId="13" w15:restartNumberingAfterBreak="0">
+  <w:abstractNum w:abstractNumId="14" w15:restartNumberingAfterBreak="0">
     <w:nsid w:val="29205D0F"/>
     <w:multiLevelType w:val="hybridMultilevel"/>
     <w:tmpl w:val="8C32F542"/>
@@ -4364,7 +3489,7 @@
       </w:rPr>
     </w:lvl>
   </w:abstractNum>
-  <w:abstractNum w:abstractNumId="14" w15:restartNumberingAfterBreak="0">
+  <w:abstractNum w:abstractNumId="15" w15:restartNumberingAfterBreak="0">
     <w:nsid w:val="29584AD2"/>
     <w:multiLevelType w:val="hybridMultilevel"/>
     <w:tmpl w:val="18C6B87C"/>
@@ -4453,7 +3578,120 @@
       </w:pPr>
     </w:lvl>
   </w:abstractNum>
-  <w:abstractNum w:abstractNumId="15" w15:restartNumberingAfterBreak="0">
+  <w:abstractNum w:abstractNumId="16" w15:restartNumberingAfterBreak="0">
+    <w:nsid w:val="2B8249B6"/>
+    <w:multiLevelType w:val="hybridMultilevel"/>
+    <w:tmpl w:val="04BAB2EC"/>
+    <w:lvl w:ilvl="0" w:tplc="04090003">
+      <w:start w:val="1"/>
+      <w:numFmt w:val="bullet"/>
+      <w:lvlText w:val=""/>
+      <w:lvlJc w:val="left"/>
+      <w:pPr>
+        <w:ind w:left="764" w:hanging="480"/>
+      </w:pPr>
+      <w:rPr>
+        <w:rFonts w:ascii="Wingdings" w:hAnsi="Wingdings" w:hint="default"/>
+      </w:rPr>
+    </w:lvl>
+    <w:lvl w:ilvl="1" w:tplc="04090003" w:tentative="1">
+      <w:start w:val="1"/>
+      <w:numFmt w:val="bullet"/>
+      <w:lvlText w:val=""/>
+      <w:lvlJc w:val="left"/>
+      <w:pPr>
+        <w:ind w:left="1244" w:hanging="480"/>
+      </w:pPr>
+      <w:rPr>
+        <w:rFonts w:ascii="Wingdings" w:hAnsi="Wingdings" w:hint="default"/>
+      </w:rPr>
+    </w:lvl>
+    <w:lvl w:ilvl="2" w:tplc="04090005" w:tentative="1">
+      <w:start w:val="1"/>
+      <w:numFmt w:val="bullet"/>
+      <w:lvlText w:val=""/>
+      <w:lvlJc w:val="left"/>
+      <w:pPr>
+        <w:ind w:left="1724" w:hanging="480"/>
+      </w:pPr>
+      <w:rPr>
+        <w:rFonts w:ascii="Wingdings" w:hAnsi="Wingdings" w:hint="default"/>
+      </w:rPr>
+    </w:lvl>
+    <w:lvl w:ilvl="3" w:tplc="04090001" w:tentative="1">
+      <w:start w:val="1"/>
+      <w:numFmt w:val="bullet"/>
+      <w:lvlText w:val=""/>
+      <w:lvlJc w:val="left"/>
+      <w:pPr>
+        <w:ind w:left="2204" w:hanging="480"/>
+      </w:pPr>
+      <w:rPr>
+        <w:rFonts w:ascii="Wingdings" w:hAnsi="Wingdings" w:hint="default"/>
+      </w:rPr>
+    </w:lvl>
+    <w:lvl w:ilvl="4" w:tplc="04090003" w:tentative="1">
+      <w:start w:val="1"/>
+      <w:numFmt w:val="bullet"/>
+      <w:lvlText w:val=""/>
+      <w:lvlJc w:val="left"/>
+      <w:pPr>
+        <w:ind w:left="2684" w:hanging="480"/>
+      </w:pPr>
+      <w:rPr>
+        <w:rFonts w:ascii="Wingdings" w:hAnsi="Wingdings" w:hint="default"/>
+      </w:rPr>
+    </w:lvl>
+    <w:lvl w:ilvl="5" w:tplc="04090005" w:tentative="1">
+      <w:start w:val="1"/>
+      <w:numFmt w:val="bullet"/>
+      <w:lvlText w:val=""/>
+      <w:lvlJc w:val="left"/>
+      <w:pPr>
+        <w:ind w:left="3164" w:hanging="480"/>
+      </w:pPr>
+      <w:rPr>
+        <w:rFonts w:ascii="Wingdings" w:hAnsi="Wingdings" w:hint="default"/>
+      </w:rPr>
+    </w:lvl>
+    <w:lvl w:ilvl="6" w:tplc="04090001" w:tentative="1">
+      <w:start w:val="1"/>
+      <w:numFmt w:val="bullet"/>
+      <w:lvlText w:val=""/>
+      <w:lvlJc w:val="left"/>
+      <w:pPr>
+        <w:ind w:left="3644" w:hanging="480"/>
+      </w:pPr>
+      <w:rPr>
+        <w:rFonts w:ascii="Wingdings" w:hAnsi="Wingdings" w:hint="default"/>
+      </w:rPr>
+    </w:lvl>
+    <w:lvl w:ilvl="7" w:tplc="04090003" w:tentative="1">
+      <w:start w:val="1"/>
+      <w:numFmt w:val="bullet"/>
+      <w:lvlText w:val=""/>
+      <w:lvlJc w:val="left"/>
+      <w:pPr>
+        <w:ind w:left="4124" w:hanging="480"/>
+      </w:pPr>
+      <w:rPr>
+        <w:rFonts w:ascii="Wingdings" w:hAnsi="Wingdings" w:hint="default"/>
+      </w:rPr>
+    </w:lvl>
+    <w:lvl w:ilvl="8" w:tplc="04090005" w:tentative="1">
+      <w:start w:val="1"/>
+      <w:numFmt w:val="bullet"/>
+      <w:lvlText w:val=""/>
+      <w:lvlJc w:val="left"/>
+      <w:pPr>
+        <w:ind w:left="4604" w:hanging="480"/>
+      </w:pPr>
+      <w:rPr>
+        <w:rFonts w:ascii="Wingdings" w:hAnsi="Wingdings" w:hint="default"/>
+      </w:rPr>
+    </w:lvl>
+  </w:abstractNum>
+  <w:abstractNum w:abstractNumId="17" w15:restartNumberingAfterBreak="0">
     <w:nsid w:val="2FCA0C33"/>
     <w:multiLevelType w:val="hybridMultilevel"/>
     <w:tmpl w:val="37C88546"/>
@@ -4566,7 +3804,7 @@
       </w:rPr>
     </w:lvl>
   </w:abstractNum>
-  <w:abstractNum w:abstractNumId="16" w15:restartNumberingAfterBreak="0">
+  <w:abstractNum w:abstractNumId="18" w15:restartNumberingAfterBreak="0">
     <w:nsid w:val="304C02DE"/>
     <w:multiLevelType w:val="hybridMultilevel"/>
     <w:tmpl w:val="E7FC5706"/>
@@ -4652,7 +3890,7 @@
       </w:pPr>
     </w:lvl>
   </w:abstractNum>
-  <w:abstractNum w:abstractNumId="17" w15:restartNumberingAfterBreak="0">
+  <w:abstractNum w:abstractNumId="19" w15:restartNumberingAfterBreak="0">
     <w:nsid w:val="31BB0ED9"/>
     <w:multiLevelType w:val="hybridMultilevel"/>
     <w:tmpl w:val="AA028AF2"/>
@@ -4765,7 +4003,7 @@
       </w:rPr>
     </w:lvl>
   </w:abstractNum>
-  <w:abstractNum w:abstractNumId="18" w15:restartNumberingAfterBreak="0">
+  <w:abstractNum w:abstractNumId="20" w15:restartNumberingAfterBreak="0">
     <w:nsid w:val="322D1D43"/>
     <w:multiLevelType w:val="hybridMultilevel"/>
     <w:tmpl w:val="747070B4"/>
@@ -4854,7 +4092,120 @@
       </w:pPr>
     </w:lvl>
   </w:abstractNum>
-  <w:abstractNum w:abstractNumId="19" w15:restartNumberingAfterBreak="0">
+  <w:abstractNum w:abstractNumId="21" w15:restartNumberingAfterBreak="0">
+    <w:nsid w:val="335B7A80"/>
+    <w:multiLevelType w:val="hybridMultilevel"/>
+    <w:tmpl w:val="AFC8046E"/>
+    <w:lvl w:ilvl="0" w:tplc="04090001">
+      <w:start w:val="1"/>
+      <w:numFmt w:val="bullet"/>
+      <w:lvlText w:val=""/>
+      <w:lvlJc w:val="left"/>
+      <w:pPr>
+        <w:ind w:left="764" w:hanging="480"/>
+      </w:pPr>
+      <w:rPr>
+        <w:rFonts w:ascii="Wingdings" w:hAnsi="Wingdings" w:hint="default"/>
+      </w:rPr>
+    </w:lvl>
+    <w:lvl w:ilvl="1" w:tplc="04090003" w:tentative="1">
+      <w:start w:val="1"/>
+      <w:numFmt w:val="bullet"/>
+      <w:lvlText w:val=""/>
+      <w:lvlJc w:val="left"/>
+      <w:pPr>
+        <w:ind w:left="1244" w:hanging="480"/>
+      </w:pPr>
+      <w:rPr>
+        <w:rFonts w:ascii="Wingdings" w:hAnsi="Wingdings" w:hint="default"/>
+      </w:rPr>
+    </w:lvl>
+    <w:lvl w:ilvl="2" w:tplc="04090005" w:tentative="1">
+      <w:start w:val="1"/>
+      <w:numFmt w:val="bullet"/>
+      <w:lvlText w:val=""/>
+      <w:lvlJc w:val="left"/>
+      <w:pPr>
+        <w:ind w:left="1724" w:hanging="480"/>
+      </w:pPr>
+      <w:rPr>
+        <w:rFonts w:ascii="Wingdings" w:hAnsi="Wingdings" w:hint="default"/>
+      </w:rPr>
+    </w:lvl>
+    <w:lvl w:ilvl="3" w:tplc="04090001" w:tentative="1">
+      <w:start w:val="1"/>
+      <w:numFmt w:val="bullet"/>
+      <w:lvlText w:val=""/>
+      <w:lvlJc w:val="left"/>
+      <w:pPr>
+        <w:ind w:left="2204" w:hanging="480"/>
+      </w:pPr>
+      <w:rPr>
+        <w:rFonts w:ascii="Wingdings" w:hAnsi="Wingdings" w:hint="default"/>
+      </w:rPr>
+    </w:lvl>
+    <w:lvl w:ilvl="4" w:tplc="04090003" w:tentative="1">
+      <w:start w:val="1"/>
+      <w:numFmt w:val="bullet"/>
+      <w:lvlText w:val=""/>
+      <w:lvlJc w:val="left"/>
+      <w:pPr>
+        <w:ind w:left="2684" w:hanging="480"/>
+      </w:pPr>
+      <w:rPr>
+        <w:rFonts w:ascii="Wingdings" w:hAnsi="Wingdings" w:hint="default"/>
+      </w:rPr>
+    </w:lvl>
+    <w:lvl w:ilvl="5" w:tplc="04090005" w:tentative="1">
+      <w:start w:val="1"/>
+      <w:numFmt w:val="bullet"/>
+      <w:lvlText w:val=""/>
+      <w:lvlJc w:val="left"/>
+      <w:pPr>
+        <w:ind w:left="3164" w:hanging="480"/>
+      </w:pPr>
+      <w:rPr>
+        <w:rFonts w:ascii="Wingdings" w:hAnsi="Wingdings" w:hint="default"/>
+      </w:rPr>
+    </w:lvl>
+    <w:lvl w:ilvl="6" w:tplc="04090001" w:tentative="1">
+      <w:start w:val="1"/>
+      <w:numFmt w:val="bullet"/>
+      <w:lvlText w:val=""/>
+      <w:lvlJc w:val="left"/>
+      <w:pPr>
+        <w:ind w:left="3644" w:hanging="480"/>
+      </w:pPr>
+      <w:rPr>
+        <w:rFonts w:ascii="Wingdings" w:hAnsi="Wingdings" w:hint="default"/>
+      </w:rPr>
+    </w:lvl>
+    <w:lvl w:ilvl="7" w:tplc="04090003" w:tentative="1">
+      <w:start w:val="1"/>
+      <w:numFmt w:val="bullet"/>
+      <w:lvlText w:val=""/>
+      <w:lvlJc w:val="left"/>
+      <w:pPr>
+        <w:ind w:left="4124" w:hanging="480"/>
+      </w:pPr>
+      <w:rPr>
+        <w:rFonts w:ascii="Wingdings" w:hAnsi="Wingdings" w:hint="default"/>
+      </w:rPr>
+    </w:lvl>
+    <w:lvl w:ilvl="8" w:tplc="04090005" w:tentative="1">
+      <w:start w:val="1"/>
+      <w:numFmt w:val="bullet"/>
+      <w:lvlText w:val=""/>
+      <w:lvlJc w:val="left"/>
+      <w:pPr>
+        <w:ind w:left="4604" w:hanging="480"/>
+      </w:pPr>
+      <w:rPr>
+        <w:rFonts w:ascii="Wingdings" w:hAnsi="Wingdings" w:hint="default"/>
+      </w:rPr>
+    </w:lvl>
+  </w:abstractNum>
+  <w:abstractNum w:abstractNumId="22" w15:restartNumberingAfterBreak="0">
     <w:nsid w:val="3A080BE8"/>
     <w:multiLevelType w:val="hybridMultilevel"/>
     <w:tmpl w:val="4F922A88"/>
@@ -4967,7 +4318,7 @@
       </w:rPr>
     </w:lvl>
   </w:abstractNum>
-  <w:abstractNum w:abstractNumId="20" w15:restartNumberingAfterBreak="0">
+  <w:abstractNum w:abstractNumId="23" w15:restartNumberingAfterBreak="0">
     <w:nsid w:val="3C0846AA"/>
     <w:multiLevelType w:val="hybridMultilevel"/>
     <w:tmpl w:val="66CC1C0C"/>
@@ -5080,7 +4431,7 @@
       </w:rPr>
     </w:lvl>
   </w:abstractNum>
-  <w:abstractNum w:abstractNumId="21" w15:restartNumberingAfterBreak="0">
+  <w:abstractNum w:abstractNumId="24" w15:restartNumberingAfterBreak="0">
     <w:nsid w:val="3E824855"/>
     <w:multiLevelType w:val="hybridMultilevel"/>
     <w:tmpl w:val="546667B8"/>
@@ -5166,7 +4517,7 @@
       </w:pPr>
     </w:lvl>
   </w:abstractNum>
-  <w:abstractNum w:abstractNumId="22" w15:restartNumberingAfterBreak="0">
+  <w:abstractNum w:abstractNumId="25" w15:restartNumberingAfterBreak="0">
     <w:nsid w:val="454D64C2"/>
     <w:multiLevelType w:val="hybridMultilevel"/>
     <w:tmpl w:val="5AC49A4A"/>
@@ -5252,7 +4603,7 @@
       </w:pPr>
     </w:lvl>
   </w:abstractNum>
-  <w:abstractNum w:abstractNumId="23" w15:restartNumberingAfterBreak="0">
+  <w:abstractNum w:abstractNumId="26" w15:restartNumberingAfterBreak="0">
     <w:nsid w:val="48093445"/>
     <w:multiLevelType w:val="hybridMultilevel"/>
     <w:tmpl w:val="F314D0C6"/>
@@ -5341,7 +4692,7 @@
       </w:pPr>
     </w:lvl>
   </w:abstractNum>
-  <w:abstractNum w:abstractNumId="24" w15:restartNumberingAfterBreak="0">
+  <w:abstractNum w:abstractNumId="27" w15:restartNumberingAfterBreak="0">
     <w:nsid w:val="4B0C6092"/>
     <w:multiLevelType w:val="hybridMultilevel"/>
     <w:tmpl w:val="0B564076"/>
@@ -5427,7 +4778,7 @@
       </w:pPr>
     </w:lvl>
   </w:abstractNum>
-  <w:abstractNum w:abstractNumId="25" w15:restartNumberingAfterBreak="0">
+  <w:abstractNum w:abstractNumId="28" w15:restartNumberingAfterBreak="0">
     <w:nsid w:val="4C453EEA"/>
     <w:multiLevelType w:val="hybridMultilevel"/>
     <w:tmpl w:val="BF0A7390"/>
@@ -5513,7 +4864,7 @@
       </w:pPr>
     </w:lvl>
   </w:abstractNum>
-  <w:abstractNum w:abstractNumId="26" w15:restartNumberingAfterBreak="0">
+  <w:abstractNum w:abstractNumId="29" w15:restartNumberingAfterBreak="0">
     <w:nsid w:val="4D8D6A24"/>
     <w:multiLevelType w:val="hybridMultilevel"/>
     <w:tmpl w:val="B0369C98"/>
@@ -5602,7 +4953,7 @@
       </w:pPr>
     </w:lvl>
   </w:abstractNum>
-  <w:abstractNum w:abstractNumId="27" w15:restartNumberingAfterBreak="0">
+  <w:abstractNum w:abstractNumId="30" w15:restartNumberingAfterBreak="0">
     <w:nsid w:val="545469C8"/>
     <w:multiLevelType w:val="hybridMultilevel"/>
     <w:tmpl w:val="08EECFE6"/>
@@ -5715,7 +5066,7 @@
       </w:rPr>
     </w:lvl>
   </w:abstractNum>
-  <w:abstractNum w:abstractNumId="28" w15:restartNumberingAfterBreak="0">
+  <w:abstractNum w:abstractNumId="31" w15:restartNumberingAfterBreak="0">
     <w:nsid w:val="582E34A7"/>
     <w:multiLevelType w:val="hybridMultilevel"/>
     <w:tmpl w:val="0756D13A"/>
@@ -5801,7 +5152,7 @@
       </w:pPr>
     </w:lvl>
   </w:abstractNum>
-  <w:abstractNum w:abstractNumId="29" w15:restartNumberingAfterBreak="0">
+  <w:abstractNum w:abstractNumId="32" w15:restartNumberingAfterBreak="0">
     <w:nsid w:val="5C0D296D"/>
     <w:multiLevelType w:val="hybridMultilevel"/>
     <w:tmpl w:val="F1DE8324"/>
@@ -5914,7 +5265,97 @@
       </w:rPr>
     </w:lvl>
   </w:abstractNum>
-  <w:abstractNum w:abstractNumId="30" w15:restartNumberingAfterBreak="0">
+  <w:abstractNum w:abstractNumId="33" w15:restartNumberingAfterBreak="0">
+    <w:nsid w:val="5DFA08B9"/>
+    <w:multiLevelType w:val="hybridMultilevel"/>
+    <w:tmpl w:val="B50E7FD4"/>
+    <w:lvl w:ilvl="0" w:tplc="04090003">
+      <w:start w:val="1"/>
+      <w:numFmt w:val="bullet"/>
+      <w:lvlText w:val=""/>
+      <w:lvlJc w:val="left"/>
+      <w:pPr>
+        <w:ind w:left="480" w:hanging="480"/>
+      </w:pPr>
+      <w:rPr>
+        <w:rFonts w:ascii="Wingdings" w:hAnsi="Wingdings" w:hint="default"/>
+        <w:b w:val="0"/>
+      </w:rPr>
+    </w:lvl>
+    <w:lvl w:ilvl="1" w:tplc="04090019">
+      <w:start w:val="1"/>
+      <w:numFmt w:val="ideographTraditional"/>
+      <w:lvlText w:val="%2、"/>
+      <w:lvlJc w:val="left"/>
+      <w:pPr>
+        <w:ind w:left="960" w:hanging="480"/>
+      </w:pPr>
+    </w:lvl>
+    <w:lvl w:ilvl="2" w:tplc="0409001B" w:tentative="1">
+      <w:start w:val="1"/>
+      <w:numFmt w:val="lowerRoman"/>
+      <w:lvlText w:val="%3."/>
+      <w:lvlJc w:val="right"/>
+      <w:pPr>
+        <w:ind w:left="1440" w:hanging="480"/>
+      </w:pPr>
+    </w:lvl>
+    <w:lvl w:ilvl="3" w:tplc="0409000F" w:tentative="1">
+      <w:start w:val="1"/>
+      <w:numFmt w:val="decimal"/>
+      <w:lvlText w:val="%4."/>
+      <w:lvlJc w:val="left"/>
+      <w:pPr>
+        <w:ind w:left="1920" w:hanging="480"/>
+      </w:pPr>
+    </w:lvl>
+    <w:lvl w:ilvl="4" w:tplc="04090019" w:tentative="1">
+      <w:start w:val="1"/>
+      <w:numFmt w:val="ideographTraditional"/>
+      <w:lvlText w:val="%5、"/>
+      <w:lvlJc w:val="left"/>
+      <w:pPr>
+        <w:ind w:left="2400" w:hanging="480"/>
+      </w:pPr>
+    </w:lvl>
+    <w:lvl w:ilvl="5" w:tplc="0409001B" w:tentative="1">
+      <w:start w:val="1"/>
+      <w:numFmt w:val="lowerRoman"/>
+      <w:lvlText w:val="%6."/>
+      <w:lvlJc w:val="right"/>
+      <w:pPr>
+        <w:ind w:left="2880" w:hanging="480"/>
+      </w:pPr>
+    </w:lvl>
+    <w:lvl w:ilvl="6" w:tplc="0409000F" w:tentative="1">
+      <w:start w:val="1"/>
+      <w:numFmt w:val="decimal"/>
+      <w:lvlText w:val="%7."/>
+      <w:lvlJc w:val="left"/>
+      <w:pPr>
+        <w:ind w:left="3360" w:hanging="480"/>
+      </w:pPr>
+    </w:lvl>
+    <w:lvl w:ilvl="7" w:tplc="04090019" w:tentative="1">
+      <w:start w:val="1"/>
+      <w:numFmt w:val="ideographTraditional"/>
+      <w:lvlText w:val="%8、"/>
+      <w:lvlJc w:val="left"/>
+      <w:pPr>
+        <w:ind w:left="3840" w:hanging="480"/>
+      </w:pPr>
+    </w:lvl>
+    <w:lvl w:ilvl="8" w:tplc="0409001B" w:tentative="1">
+      <w:start w:val="1"/>
+      <w:numFmt w:val="lowerRoman"/>
+      <w:lvlText w:val="%9."/>
+      <w:lvlJc w:val="right"/>
+      <w:pPr>
+        <w:ind w:left="4320" w:hanging="480"/>
+      </w:pPr>
+    </w:lvl>
+  </w:abstractNum>
+  <w:abstractNum w:abstractNumId="34" w15:restartNumberingAfterBreak="0">
     <w:nsid w:val="5EFE7DE2"/>
     <w:multiLevelType w:val="hybridMultilevel"/>
     <w:tmpl w:val="3B0A68E0"/>
@@ -6027,7 +5468,7 @@
       </w:rPr>
     </w:lvl>
   </w:abstractNum>
-  <w:abstractNum w:abstractNumId="31" w15:restartNumberingAfterBreak="0">
+  <w:abstractNum w:abstractNumId="35" w15:restartNumberingAfterBreak="0">
     <w:nsid w:val="5FF200C3"/>
     <w:multiLevelType w:val="hybridMultilevel"/>
     <w:tmpl w:val="035C4DA0"/>
@@ -6116,7 +5557,7 @@
       </w:pPr>
     </w:lvl>
   </w:abstractNum>
-  <w:abstractNum w:abstractNumId="32" w15:restartNumberingAfterBreak="0">
+  <w:abstractNum w:abstractNumId="36" w15:restartNumberingAfterBreak="0">
     <w:nsid w:val="60793F8E"/>
     <w:multiLevelType w:val="hybridMultilevel"/>
     <w:tmpl w:val="BD1437BA"/>
@@ -6229,7 +5670,7 @@
       </w:rPr>
     </w:lvl>
   </w:abstractNum>
-  <w:abstractNum w:abstractNumId="33" w15:restartNumberingAfterBreak="0">
+  <w:abstractNum w:abstractNumId="37" w15:restartNumberingAfterBreak="0">
     <w:nsid w:val="6F166BDC"/>
     <w:multiLevelType w:val="hybridMultilevel"/>
     <w:tmpl w:val="2ED2A290"/>
@@ -6315,7 +5756,7 @@
       </w:pPr>
     </w:lvl>
   </w:abstractNum>
-  <w:abstractNum w:abstractNumId="34" w15:restartNumberingAfterBreak="0">
+  <w:abstractNum w:abstractNumId="38" w15:restartNumberingAfterBreak="0">
     <w:nsid w:val="770B3824"/>
     <w:multiLevelType w:val="hybridMultilevel"/>
     <w:tmpl w:val="DC38D608"/>
@@ -6428,7 +5869,7 @@
       </w:rPr>
     </w:lvl>
   </w:abstractNum>
-  <w:abstractNum w:abstractNumId="35" w15:restartNumberingAfterBreak="0">
+  <w:abstractNum w:abstractNumId="39" w15:restartNumberingAfterBreak="0">
     <w:nsid w:val="7AEF7738"/>
     <w:multiLevelType w:val="hybridMultilevel"/>
     <w:tmpl w:val="BD4EF894"/>
@@ -6517,7 +5958,7 @@
       </w:pPr>
     </w:lvl>
   </w:abstractNum>
-  <w:abstractNum w:abstractNumId="36" w15:restartNumberingAfterBreak="0">
+  <w:abstractNum w:abstractNumId="40" w15:restartNumberingAfterBreak="0">
     <w:nsid w:val="7CF06641"/>
     <w:multiLevelType w:val="hybridMultilevel"/>
     <w:tmpl w:val="38987BB6"/>
@@ -6630,7 +6071,7 @@
       </w:rPr>
     </w:lvl>
   </w:abstractNum>
-  <w:abstractNum w:abstractNumId="37" w15:restartNumberingAfterBreak="0">
+  <w:abstractNum w:abstractNumId="41" w15:restartNumberingAfterBreak="0">
     <w:nsid w:val="7ED21F2D"/>
     <w:multiLevelType w:val="hybridMultilevel"/>
     <w:tmpl w:val="67B28E22"/>
@@ -6716,119 +6157,131 @@
       </w:pPr>
     </w:lvl>
   </w:abstractNum>
-  <w:num w:numId="1" w16cid:durableId="416287110">
+  <w:num w:numId="1">
+    <w:abstractNumId w:val="36"/>
+  </w:num>
+  <w:num w:numId="2">
+    <w:abstractNumId w:val="10"/>
+  </w:num>
+  <w:num w:numId="3">
+    <w:abstractNumId w:val="1"/>
+  </w:num>
+  <w:num w:numId="4">
+    <w:abstractNumId w:val="15"/>
+  </w:num>
+  <w:num w:numId="5">
+    <w:abstractNumId w:val="25"/>
+  </w:num>
+  <w:num w:numId="6">
+    <w:abstractNumId w:val="38"/>
+  </w:num>
+  <w:num w:numId="7">
+    <w:abstractNumId w:val="6"/>
+  </w:num>
+  <w:num w:numId="8">
+    <w:abstractNumId w:val="41"/>
+  </w:num>
+  <w:num w:numId="9">
+    <w:abstractNumId w:val="27"/>
+  </w:num>
+  <w:num w:numId="10">
+    <w:abstractNumId w:val="35"/>
+  </w:num>
+  <w:num w:numId="11">
+    <w:abstractNumId w:val="7"/>
+  </w:num>
+  <w:num w:numId="12">
+    <w:abstractNumId w:val="3"/>
+  </w:num>
+  <w:num w:numId="13">
+    <w:abstractNumId w:val="11"/>
+  </w:num>
+  <w:num w:numId="14">
+    <w:abstractNumId w:val="29"/>
+  </w:num>
+  <w:num w:numId="15">
+    <w:abstractNumId w:val="23"/>
+  </w:num>
+  <w:num w:numId="16">
+    <w:abstractNumId w:val="34"/>
+  </w:num>
+  <w:num w:numId="17">
+    <w:abstractNumId w:val="37"/>
+  </w:num>
+  <w:num w:numId="18">
+    <w:abstractNumId w:val="12"/>
+  </w:num>
+  <w:num w:numId="19">
+    <w:abstractNumId w:val="28"/>
+  </w:num>
+  <w:num w:numId="20">
+    <w:abstractNumId w:val="26"/>
+  </w:num>
+  <w:num w:numId="21">
+    <w:abstractNumId w:val="20"/>
+  </w:num>
+  <w:num w:numId="22">
+    <w:abstractNumId w:val="39"/>
+  </w:num>
+  <w:num w:numId="23">
+    <w:abstractNumId w:val="24"/>
+  </w:num>
+  <w:num w:numId="24">
+    <w:abstractNumId w:val="9"/>
+  </w:num>
+  <w:num w:numId="25">
+    <w:abstractNumId w:val="5"/>
+  </w:num>
+  <w:num w:numId="26">
+    <w:abstractNumId w:val="13"/>
+  </w:num>
+  <w:num w:numId="27">
+    <w:abstractNumId w:val="2"/>
+  </w:num>
+  <w:num w:numId="28">
+    <w:abstractNumId w:val="14"/>
+  </w:num>
+  <w:num w:numId="29">
+    <w:abstractNumId w:val="19"/>
+  </w:num>
+  <w:num w:numId="30">
+    <w:abstractNumId w:val="18"/>
+  </w:num>
+  <w:num w:numId="31">
+    <w:abstractNumId w:val="17"/>
+  </w:num>
+  <w:num w:numId="32">
+    <w:abstractNumId w:val="30"/>
+  </w:num>
+  <w:num w:numId="33">
+    <w:abstractNumId w:val="22"/>
+  </w:num>
+  <w:num w:numId="34">
+    <w:abstractNumId w:val="0"/>
+  </w:num>
+  <w:num w:numId="35">
+    <w:abstractNumId w:val="31"/>
+  </w:num>
+  <w:num w:numId="36">
+    <w:abstractNumId w:val="40"/>
+  </w:num>
+  <w:num w:numId="37">
     <w:abstractNumId w:val="32"/>
   </w:num>
-  <w:num w:numId="2" w16cid:durableId="190650053">
-    <w:abstractNumId w:val="9"/>
+  <w:num w:numId="38">
+    <w:abstractNumId w:val="8"/>
   </w:num>
-  <w:num w:numId="3" w16cid:durableId="598148297">
-    <w:abstractNumId w:val="1"/>
-  </w:num>
-  <w:num w:numId="4" w16cid:durableId="84545628">
-    <w:abstractNumId w:val="14"/>
-  </w:num>
-  <w:num w:numId="5" w16cid:durableId="2044406680">
-    <w:abstractNumId w:val="22"/>
-  </w:num>
-  <w:num w:numId="6" w16cid:durableId="2000385032">
-    <w:abstractNumId w:val="34"/>
-  </w:num>
-  <w:num w:numId="7" w16cid:durableId="1776438619">
-    <w:abstractNumId w:val="5"/>
-  </w:num>
-  <w:num w:numId="8" w16cid:durableId="757681195">
-    <w:abstractNumId w:val="37"/>
-  </w:num>
-  <w:num w:numId="9" w16cid:durableId="872618022">
-    <w:abstractNumId w:val="24"/>
-  </w:num>
-  <w:num w:numId="10" w16cid:durableId="1040015937">
-    <w:abstractNumId w:val="31"/>
-  </w:num>
-  <w:num w:numId="11" w16cid:durableId="747268506">
-    <w:abstractNumId w:val="6"/>
-  </w:num>
-  <w:num w:numId="12" w16cid:durableId="1723753387">
-    <w:abstractNumId w:val="3"/>
-  </w:num>
-  <w:num w:numId="13" w16cid:durableId="1163005801">
-    <w:abstractNumId w:val="10"/>
-  </w:num>
-  <w:num w:numId="14" w16cid:durableId="217597630">
-    <w:abstractNumId w:val="26"/>
-  </w:num>
-  <w:num w:numId="15" w16cid:durableId="670328392">
-    <w:abstractNumId w:val="20"/>
-  </w:num>
-  <w:num w:numId="16" w16cid:durableId="138769926">
-    <w:abstractNumId w:val="30"/>
-  </w:num>
-  <w:num w:numId="17" w16cid:durableId="1175805137">
-    <w:abstractNumId w:val="33"/>
-  </w:num>
-  <w:num w:numId="18" w16cid:durableId="1493064351">
-    <w:abstractNumId w:val="11"/>
-  </w:num>
-  <w:num w:numId="19" w16cid:durableId="496380742">
-    <w:abstractNumId w:val="25"/>
-  </w:num>
-  <w:num w:numId="20" w16cid:durableId="1568998466">
-    <w:abstractNumId w:val="23"/>
-  </w:num>
-  <w:num w:numId="21" w16cid:durableId="1079133969">
-    <w:abstractNumId w:val="18"/>
-  </w:num>
-  <w:num w:numId="22" w16cid:durableId="297691605">
-    <w:abstractNumId w:val="35"/>
-  </w:num>
-  <w:num w:numId="23" w16cid:durableId="1822234200">
+  <w:num w:numId="39">
     <w:abstractNumId w:val="21"/>
   </w:num>
-  <w:num w:numId="24" w16cid:durableId="369841681">
-    <w:abstractNumId w:val="8"/>
+  <w:num w:numId="40">
+    <w:abstractNumId w:val="16"/>
   </w:num>
-  <w:num w:numId="25" w16cid:durableId="1292444852">
+  <w:num w:numId="41">
     <w:abstractNumId w:val="4"/>
   </w:num>
-  <w:num w:numId="26" w16cid:durableId="1164247094">
-    <w:abstractNumId w:val="12"/>
-  </w:num>
-  <w:num w:numId="27" w16cid:durableId="69935077">
-    <w:abstractNumId w:val="2"/>
-  </w:num>
-  <w:num w:numId="28" w16cid:durableId="678428684">
-    <w:abstractNumId w:val="13"/>
-  </w:num>
-  <w:num w:numId="29" w16cid:durableId="99569641">
-    <w:abstractNumId w:val="17"/>
-  </w:num>
-  <w:num w:numId="30" w16cid:durableId="750392778">
-    <w:abstractNumId w:val="16"/>
-  </w:num>
-  <w:num w:numId="31" w16cid:durableId="854156619">
-    <w:abstractNumId w:val="15"/>
-  </w:num>
-  <w:num w:numId="32" w16cid:durableId="1251502712">
-    <w:abstractNumId w:val="27"/>
-  </w:num>
-  <w:num w:numId="33" w16cid:durableId="435058224">
-    <w:abstractNumId w:val="19"/>
-  </w:num>
-  <w:num w:numId="34" w16cid:durableId="848645089">
-    <w:abstractNumId w:val="0"/>
-  </w:num>
-  <w:num w:numId="35" w16cid:durableId="1527911609">
-    <w:abstractNumId w:val="28"/>
-  </w:num>
-  <w:num w:numId="36" w16cid:durableId="126558112">
-    <w:abstractNumId w:val="36"/>
-  </w:num>
-  <w:num w:numId="37" w16cid:durableId="1617442219">
-    <w:abstractNumId w:val="29"/>
-  </w:num>
-  <w:num w:numId="38" w16cid:durableId="1332757391">
-    <w:abstractNumId w:val="7"/>
+  <w:num w:numId="42">
+    <w:abstractNumId w:val="33"/>
   </w:num>
 </w:numbering>
 </file>
